--- a/docs/Fulcrum-Ops-Operator-Manual.docx
+++ b/docs/Fulcrum-Ops-Operator-Manual.docx
@@ -6838,6 +6838,39 @@
         <w:spacing w:lineRule="auto"/>
       </w:pPr>
       <w:r>
+        <w:rPr>
+          <w:b/>
+        </w:rPr>
+        <w:t xml:space="preserve">The run browser.</w:t>
+      </w:r>
+      <w:r>
+        <w:rPr/>
+        <w:t xml:space="preserve"> The rail on the left holds an agent's </w:t>
+      </w:r>
+      <w:r>
+        <w:rPr/>
+        <w:t xml:space="preserve">complete</w:t>
+      </w:r>
+      <w:r>
+        <w:rPr/>
+        <w:t xml:space="preserve"> run  history — pick an agent, and every run it has ever recorded is listed newest first, each row with  its status, time, input preview, tokens and duration. Unlike Live Runs there is no time window:  </w:t>
+      </w:r>
+      <w:r>
+        <w:rPr>
+          <w:b/>
+        </w:rPr>
+        <w:t xml:space="preserve">Load older runs</w:t>
+      </w:r>
+      <w:r>
+        <w:rPr/>
+        <w:t xml:space="preserve"> pages back through the whole history until the rail says  "Full history", so a run from months ago is as reachable as one from this morning. Clicking any  row loads its replay.</w:t>
+      </w:r>
+    </w:p>
+    <w:p>
+      <w:pPr>
+        <w:spacing w:lineRule="auto"/>
+      </w:pPr>
+      <w:r>
         <w:rPr/>
         <w:t xml:space="preserve">Arriving from Live Runs — the row action, the inspector's Replay button, or the trace view —  loads </w:t>
       </w:r>
@@ -6847,7 +6880,7 @@
       </w:r>
       <w:r>
         <w:rPr/>
-        <w:t xml:space="preserve"> run, even when it is older than the recent-runs list the picker shows. A run  that genuinely cannot be loaded says so and leaves the picker usable, rather than quietly  substituting a different execution.</w:t>
+        <w:t xml:space="preserve"> run directly and selects its agent in the browser. A run that genuinely cannot  be loaded says so and leaves the browser usable, rather than quietly substituting a different  execution.</w:t>
       </w:r>
     </w:p>
     <w:p>

--- a/docs/Fulcrum-Ops-Operator-Manual.docx
+++ b/docs/Fulcrum-Ops-Operator-Manual.docx
@@ -7165,7 +7165,7 @@
       </w:r>
       <w:r>
         <w:rPr/>
-        <w:t xml:space="preserve"> takes a name, a kind (</w:t>
+        <w:t xml:space="preserve"> takes a name, a kind, an endpoint URL and free-form  metadata pairs such as Environment or Authentication. The kinds fall in two groups: the agent  platforms (</w:t>
       </w:r>
       <w:r>
         <w:rPr/>
@@ -7173,11 +7173,27 @@
       </w:r>
       <w:r>
         <w:rPr/>
+        <w:t xml:space="preserve">, </w:t>
+      </w:r>
+      <w:r>
+        <w:rPr/>
+        <w:t xml:space="preserve">Copilot Studio</w:t>
+      </w:r>
+      <w:r>
+        <w:rPr/>
+        <w:t xml:space="preserve">, </w:t>
+      </w:r>
+      <w:r>
+        <w:rPr/>
+        <w:t xml:space="preserve">M365 Copilot</w:t>
+      </w:r>
+      <w:r>
+        <w:rPr/>
         <w:t xml:space="preserve">,  </w:t>
       </w:r>
       <w:r>
         <w:rPr/>
-        <w:t xml:space="preserve">Copilot Studio</w:t>
+        <w:t xml:space="preserve">Power Platform</w:t>
       </w:r>
       <w:r>
         <w:rPr/>
@@ -7185,6 +7201,14 @@
       </w:r>
       <w:r>
         <w:rPr/>
+        <w:t xml:space="preserve">Custom Agent</w:t>
+      </w:r>
+      <w:r>
+        <w:rPr/>
+        <w:t xml:space="preserve">) — the kinds whose traffic can be attributed  to agents — and the infrastructure kinds (</w:t>
+      </w:r>
+      <w:r>
+        <w:rPr/>
         <w:t xml:space="preserve">MCP Server</w:t>
       </w:r>
       <w:r>
@@ -7213,7 +7237,7 @@
       </w:r>
       <w:r>
         <w:rPr/>
-        <w:t xml:space="preserve">), an endpoint URL and free-form  metadata pairs such as Environment or Authentication.</w:t>
+        <w:t xml:space="preserve">), which cannot host an agent and are  governed through their tools instead.</w:t>
       </w:r>
     </w:p>
     <w:p>
@@ -7703,6 +7727,55 @@
       <w:r>
         <w:rPr/>
         <w:t xml:space="preserve">), provider, risk level,  access level (Read, Read-Write, Admin), data classification, auth mode, endpoint URL and scopes.</w:t>
+      </w:r>
+    </w:p>
+    <w:p>
+      <w:pPr>
+        <w:spacing w:lineRule="auto"/>
+      </w:pPr>
+      <w:r>
+        <w:rPr/>
+        <w:t xml:space="preserve">Three further type values — </w:t>
+      </w:r>
+      <w:r>
+        <w:rPr/>
+        <w:t xml:space="preserve">Connector</w:t>
+      </w:r>
+      <w:r>
+        <w:rPr/>
+        <w:t xml:space="preserve">, </w:t>
+      </w:r>
+      <w:r>
+        <w:rPr/>
+        <w:t xml:space="preserve">Data Source</w:t>
+      </w:r>
+      <w:r>
+        <w:rPr/>
+        <w:t xml:space="preserve"> and  </w:t>
+      </w:r>
+      <w:r>
+        <w:rPr/>
+        <w:t xml:space="preserve">Tool</w:t>
+      </w:r>
+      <w:r>
+        <w:rPr/>
+        <w:t xml:space="preserve"> — are legacy groupings: the dialog no longer offers them, but rows registered  through the API may still carry them and the tab filters still honour them. Treat a  </w:t>
+      </w:r>
+      <w:r>
+        <w:rPr/>
+        <w:t xml:space="preserve">Tool</w:t>
+      </w:r>
+      <w:r>
+        <w:rPr/>
+        <w:t xml:space="preserve"> row as a </w:t>
+      </w:r>
+      <w:r>
+        <w:rPr/>
+        <w:t xml:space="preserve">Custom Tool</w:t>
+      </w:r>
+      <w:r>
+        <w:rPr/>
+        <w:t xml:space="preserve"> that predates the current vocabulary.</w:t>
       </w:r>
     </w:p>
     <w:p>

--- a/docs/Fulcrum-Ops-Operator-Manual.docx
+++ b/docs/Fulcrum-Ops-Operator-Manual.docx
@@ -4401,7 +4401,15 @@
       </w:r>
       <w:r>
         <w:rPr/>
-        <w:t xml:space="preserve">. A span with no open trace opens one    around itself, so a stray </w:t>
+        <w:t xml:space="preserve">, and the real model name rather than    a deployment alias — this is yours to get right on a hand-written span, while    </w:t>
+      </w:r>
+      <w:r>
+        <w:rPr/>
+        <w:t xml:space="preserve">track_openai</w:t>
+      </w:r>
+      <w:r>
+        <w:rPr/>
+        <w:t xml:space="preserve"> (below) detects the Azure case for you. A span with no open trace opens    one around itself, so a stray </w:t>
       </w:r>
       <w:r>
         <w:rPr/>
@@ -4561,7 +4569,59 @@
       </w:r>
       <w:r>
         <w:rPr/>
-        <w:t xml:space="preserve"> is for the agent noticing its own failure — a retrieval that returned  nothing, a tool that answered nonsense — rather than waiting for a person to complain; it raises a  row on Feedback and Quality Loop with a severity of </w:t>
+        <w:t xml:space="preserve"> is for the agent noticing its own failure — a retrieval that returned  nothing, a tool that answered nonsense — rather than waiting for a person to complain. It travels  as </w:t>
+      </w:r>
+      <w:r>
+        <w:rPr>
+          <w:b/>
+        </w:rPr>
+        <w:t xml:space="preserve">negative feedback</w:t>
+      </w:r>
+      <w:r>
+        <w:rPr/>
+        <w:t xml:space="preserve">: a </w:t>
+      </w:r>
+      <w:r>
+        <w:rPr/>
+        <w:t xml:space="preserve">feedback.submitted</w:t>
+      </w:r>
+      <w:r>
+        <w:rPr/>
+        <w:t xml:space="preserve"> event with the source  </w:t>
+      </w:r>
+      <w:r>
+        <w:rPr/>
+        <w:t xml:space="preserve">Agent Response Rating</w:t>
+      </w:r>
+      <w:r>
+        <w:rPr/>
+        <w:t xml:space="preserve">, which lands in the </w:t>
+      </w:r>
+      <w:r>
+        <w:rPr>
+          <w:b/>
+        </w:rPr>
+        <w:t xml:space="preserve">Feedback</w:t>
+      </w:r>
+      <w:r>
+        <w:rPr/>
+        <w:t xml:space="preserve"> inbox on Feedback  &amp; Quality Loop with the title leading the body and any </w:t>
+      </w:r>
+      <w:r>
+        <w:rPr/>
+        <w:t xml:space="preserve">detail=</w:t>
+      </w:r>
+      <w:r>
+        <w:rPr/>
+        <w:t xml:space="preserve"> underneath it.  </w:t>
+      </w:r>
+      <w:r>
+        <w:rPr/>
+        <w:t xml:space="preserve">severity</w:t>
+      </w:r>
+      <w:r>
+        <w:rPr/>
+        <w:t xml:space="preserve"> is </w:t>
       </w:r>
       <w:r>
         <w:rPr/>
@@ -4577,11 +4637,270 @@
       </w:r>
       <w:r>
         <w:rPr/>
+        <w:t xml:space="preserve">, </w:t>
+      </w:r>
+      <w:r>
+        <w:rPr/>
+        <w:t xml:space="preserve">Medium</w:t>
+      </w:r>
+      <w:r>
+        <w:rPr/>
+        <w:t xml:space="preserve"> or  </w:t>
+      </w:r>
+      <w:r>
+        <w:rPr/>
+        <w:t xml:space="preserve">Low</w:t>
+      </w:r>
+      <w:r>
+        <w:rPr/>
+        <w:t xml:space="preserve"> and is kept as structured metadata on the feedback row, so nobody has to read it  back out of the sentence. It does </w:t>
+      </w:r>
+      <w:r>
+        <w:rPr>
+          <w:b/>
+        </w:rPr>
+        <w:t xml:space="preserve">not</w:t>
+      </w:r>
+      <w:r>
+        <w:rPr/>
+        <w:t xml:space="preserve"> put a row on the </w:t>
+      </w:r>
+      <w:r>
+        <w:rPr>
+          <w:b/>
+        </w:rPr>
+        <w:t xml:space="preserve">Issues</w:t>
+      </w:r>
+      <w:r>
+        <w:rPr/>
+        <w:t xml:space="preserve">  tab by itself — issues are raised from themes on that screen, from this feedback among the  rest.</w:t>
+      </w:r>
+    </w:p>
+    <w:p>
+      <w:pPr>
+        <w:pStyle w:val="Heading2"/>
+        <w:spacing w:lineRule="auto"/>
+      </w:pPr>
+      <w:r>
+        <w:rPr/>
+        <w:t xml:space="preserve">Guardrails and policy violations</w:t>
+      </w:r>
+    </w:p>
+    <w:p>
+      <w:pPr>
+        <w:spacing w:lineRule="auto"/>
+      </w:pPr>
+      <w:r>
+        <w:rPr/>
+        <w:t xml:space="preserve">When your agent runs its own safety check, report the verdict so the platform can govern on it:</w:t>
+      </w:r>
+    </w:p>
+    <w:p>
+      <w:pPr>
+        <w:spacing w:lineRule="auto"/>
+      </w:pPr>
+      <w:r>
+        <w:rPr>
+          <w:rFonts w:ascii="Courier" w:hAnsi="Courier"/>
+        </w:rPr>
+        <w:t xml:space="preserve">client.log_guardrail_event(      "PII scan",      action_taken="Warn",          # Warn | Block | Mask | Log      score=0.9,      matched={"EMAIL": 1, "PHONE": 2},   # a mapping, not a list      sample=text[:80],      trace_id=trace_id,  )    client.log_policy_violation(      "No external email without approval",      severity="High",      detail={"attempted_recipient": "gmail.com"},   # a mapping, not a string  )</w:t>
+      </w:r>
+    </w:p>
+    <w:p>
+      <w:pPr>
+        <w:spacing w:lineRule="auto"/>
+      </w:pPr>
+      <w:r>
+        <w:rPr/>
+        <w:t xml:space="preserve">Two shapes that bite</w:t>
+      </w:r>
+    </w:p>
+    <w:p>
+      <w:pPr>
+        <w:spacing w:lineRule="auto"/>
+      </w:pPr>
+      <w:r>
+        <w:rPr/>
+        <w:t xml:space="preserve">matched</w:t>
+      </w:r>
+      <w:r>
+        <w:rPr/>
+        <w:t xml:space="preserve"> must be a </w:t>
+      </w:r>
+      <w:r>
+        <w:rPr>
+          <w:b/>
+        </w:rPr>
+        <w:t xml:space="preserve">mapping</w:t>
+      </w:r>
+      <w:r>
+        <w:rPr/>
+        <w:t xml:space="preserve"> of label to count, not a list of    labels, and </w:t>
+      </w:r>
+      <w:r>
+        <w:rPr/>
+        <w:t xml:space="preserve">detail</w:t>
+      </w:r>
+      <w:r>
+        <w:rPr/>
+        <w:t xml:space="preserve"> on a policy violation must be a mapping too; a string or a    list is accepted locally and rejected by the server. </w:t>
+      </w:r>
+      <w:r>
+        <w:rPr/>
+        <w:t xml:space="preserve">action_taken</w:t>
+      </w:r>
+      <w:r>
+        <w:rPr/>
+        <w:t xml:space="preserve"> is one of    </w:t>
+      </w:r>
+      <w:r>
+        <w:rPr/>
+        <w:t xml:space="preserve">Warn</w:t>
+      </w:r>
+      <w:r>
+        <w:rPr/>
+        <w:t xml:space="preserve">, </w:t>
+      </w:r>
+      <w:r>
+        <w:rPr/>
+        <w:t xml:space="preserve">Block</w:t>
+      </w:r>
+      <w:r>
+        <w:rPr/>
+        <w:t xml:space="preserve">, </w:t>
+      </w:r>
+      <w:r>
+        <w:rPr/>
+        <w:t xml:space="preserve">Mask</w:t>
+      </w:r>
+      <w:r>
+        <w:rPr/>
+        <w:t xml:space="preserve"> or </w:t>
+      </w:r>
+      <w:r>
+        <w:rPr/>
+        <w:t xml:space="preserve">Log</w:t>
+      </w:r>
+      <w:r>
+        <w:rPr/>
+        <w:t xml:space="preserve"> — casing and    common variants (</w:t>
+      </w:r>
+      <w:r>
+        <w:rPr/>
+        <w:t xml:space="preserve">Warned</w:t>
+      </w:r>
+      <w:r>
+        <w:rPr/>
+        <w:t xml:space="preserve">, </w:t>
+      </w:r>
+      <w:r>
+        <w:rPr/>
+        <w:t xml:space="preserve">Blocked</w:t>
+      </w:r>
+      <w:r>
+        <w:rPr/>
+        <w:t xml:space="preserve">) are normalised server-side, but    there is no </w:t>
+      </w:r>
+      <w:r>
+        <w:rPr/>
+        <w:t xml:space="preserve">Passed</w:t>
+      </w:r>
+      <w:r>
+        <w:rPr/>
+        <w:t xml:space="preserve">. Watch </w:t>
+      </w:r>
+      <w:r>
+        <w:rPr/>
+        <w:t xml:space="preserve">on_error</w:t>
+      </w:r>
+      <w:r>
+        <w:rPr/>
+        <w:t xml:space="preserve"> during first integration and    these show up immediately.</w:t>
+      </w:r>
+    </w:p>
+    <w:p>
+      <w:pPr>
+        <w:pStyle w:val="Heading2"/>
+        <w:spacing w:lineRule="auto"/>
+      </w:pPr>
+      <w:r>
+        <w:rPr/>
+        <w:t xml:space="preserve">Provider wrappers</w:t>
+      </w:r>
+    </w:p>
+    <w:p>
+      <w:pPr>
+        <w:spacing w:lineRule="auto"/>
+      </w:pPr>
+      <w:r>
+        <w:rPr/>
+        <w:t xml:space="preserve">Rather than writing </w:t>
+      </w:r>
+      <w:r>
+        <w:rPr/>
+        <w:t xml:space="preserve">llm</w:t>
+      </w:r>
+      <w:r>
+        <w:rPr/>
+        <w:t xml:space="preserve"> spans by hand, wrap the provider client and every completion  call becomes a span with the model, usage and output already filled in.</w:t>
+      </w:r>
+    </w:p>
+    <w:p>
+      <w:pPr>
+        <w:spacing w:lineRule="auto"/>
+      </w:pPr>
+      <w:r>
+        <w:rPr>
+          <w:rFonts w:ascii="Courier" w:hAnsi="Courier"/>
+        </w:rPr>
+        <w:t xml:space="preserve">from openai import OpenAI, AzureOpenAI  from anthropic import Anthropic  from fulcrum_ops.integrations import track_openai, track_anthropic    openai = track_openai(OpenAI())  azure  = track_openai(AzureOpenAI(...))    # reported under provider "azure"  claude = track_anthropic(Anthropic())</w:t>
+      </w:r>
+    </w:p>
+    <w:p>
+      <w:pPr>
+        <w:spacing w:lineRule="auto"/>
+      </w:pPr>
+      <w:r>
+        <w:rPr>
+          <w:b/>
+        </w:rPr>
+        <w:t xml:space="preserve">The provider is detected, because cost depends on it.</w:t>
+      </w:r>
+      <w:r>
+        <w:rPr/>
+        <w:t xml:space="preserve">track_openai</w:t>
+      </w:r>
+      <w:r>
+        <w:rPr/>
+        <w:t xml:space="preserve"> reports provider </w:t>
+      </w:r>
+      <w:r>
+        <w:rPr/>
+        <w:t xml:space="preserve">azure</w:t>
+      </w:r>
+      <w:r>
+        <w:rPr/>
+        <w:t xml:space="preserve"> for an </w:t>
+      </w:r>
+      <w:r>
+        <w:rPr/>
+        <w:t xml:space="preserve">AzureOpenAI</w:t>
+      </w:r>
+      <w:r>
+        <w:rPr/>
+        <w:t xml:space="preserve">  client and for the plain client an Azure AI Foundry project hands back — it recognises the class  name, and failing that an endpoint on </w:t>
+      </w:r>
+      <w:r>
+        <w:rPr/>
+        <w:t xml:space="preserve">openai.azure.com</w:t>
+      </w:r>
+      <w:r>
+        <w:rPr/>
         <w:t xml:space="preserve">,  </w:t>
       </w:r>
       <w:r>
         <w:rPr/>
-        <w:t xml:space="preserve">Medium</w:t>
+        <w:t xml:space="preserve">cognitiveservices.azure.com</w:t>
       </w:r>
       <w:r>
         <w:rPr/>
@@ -4589,30 +4908,52 @@
       </w:r>
       <w:r>
         <w:rPr/>
-        <w:t xml:space="preserve">Low</w:t>
-      </w:r>
-      <w:r>
-        <w:rPr/>
-        <w:t xml:space="preserve">.</w:t>
-      </w:r>
-    </w:p>
-    <w:p>
-      <w:pPr>
-        <w:pStyle w:val="Heading2"/>
-        <w:spacing w:lineRule="auto"/>
-      </w:pPr>
-      <w:r>
-        <w:rPr/>
-        <w:t xml:space="preserve">Guardrails and policy violations</w:t>
-      </w:r>
-    </w:p>
-    <w:p>
-      <w:pPr>
-        <w:spacing w:lineRule="auto"/>
-      </w:pPr>
-      <w:r>
-        <w:rPr/>
-        <w:t xml:space="preserve">When your agent runs its own safety check, report the verdict so the platform can govern on it:</w:t>
+        <w:t xml:space="preserve">services.ai.azure.com</w:t>
+      </w:r>
+      <w:r>
+        <w:rPr/>
+        <w:t xml:space="preserve">. Everything else is  </w:t>
+      </w:r>
+      <w:r>
+        <w:rPr/>
+        <w:t xml:space="preserve">openai</w:t>
+      </w:r>
+      <w:r>
+        <w:rPr/>
+        <w:t xml:space="preserve">. Pass </w:t>
+      </w:r>
+      <w:r>
+        <w:rPr/>
+        <w:t xml:space="preserve">provider=</w:t>
+      </w:r>
+      <w:r>
+        <w:rPr/>
+        <w:t xml:space="preserve"> to override the detection when you are served from  somewhere it cannot see.</w:t>
+      </w:r>
+    </w:p>
+    <w:p>
+      <w:pPr>
+        <w:spacing w:lineRule="auto"/>
+      </w:pPr>
+      <w:r>
+        <w:rPr/>
+        <w:t xml:space="preserve">Pass </w:t>
+      </w:r>
+      <w:r>
+        <w:rPr/>
+        <w:t xml:space="preserve">model=</w:t>
+      </w:r>
+      <w:r>
+        <w:rPr/>
+        <w:t xml:space="preserve"> when neither the call nor the response names a model, which is the case  for a Foundry agent addressed by </w:t>
+      </w:r>
+      <w:r>
+        <w:rPr/>
+        <w:t xml:space="preserve">agent_reference</w:t>
+      </w:r>
+      <w:r>
+        <w:rPr/>
+        <w:t xml:space="preserve">; it is used only as the fallback, so  a response that does name its model still wins:</w:t>
       </w:r>
     </w:p>
     <w:p>
@@ -4623,166 +4964,40 @@
         <w:rPr>
           <w:rFonts w:ascii="Courier" w:hAnsi="Courier"/>
         </w:rPr>
-        <w:t xml:space="preserve">client.log_guardrail_event(      "PII scan",      action_taken="Warn",          # Warn | Block | Mask | Log      score=0.9,      matched={"EMAIL": 1, "PHONE": 2},   # a mapping, not a list      sample=text[:80],      trace_id=trace_id,  )    client.log_policy_violation(      "No external email without approval",      severity="High",      detail={"attempted_recipient": "gmail.com"},   # a mapping, not a string  )</w:t>
-      </w:r>
-    </w:p>
-    <w:p>
-      <w:pPr>
-        <w:spacing w:lineRule="auto"/>
-      </w:pPr>
-      <w:r>
-        <w:rPr/>
-        <w:t xml:space="preserve">Two shapes that bite</w:t>
-      </w:r>
-    </w:p>
-    <w:p>
-      <w:pPr>
-        <w:spacing w:lineRule="auto"/>
-      </w:pPr>
-      <w:r>
-        <w:rPr/>
-        <w:t xml:space="preserve">matched</w:t>
-      </w:r>
-      <w:r>
-        <w:rPr/>
-        <w:t xml:space="preserve"> must be a </w:t>
-      </w:r>
-      <w:r>
-        <w:rPr>
-          <w:b/>
-        </w:rPr>
-        <w:t xml:space="preserve">mapping</w:t>
-      </w:r>
-      <w:r>
-        <w:rPr/>
-        <w:t xml:space="preserve"> of label to count, not a list of    labels, and </w:t>
-      </w:r>
-      <w:r>
-        <w:rPr/>
-        <w:t xml:space="preserve">detail</w:t>
-      </w:r>
-      <w:r>
-        <w:rPr/>
-        <w:t xml:space="preserve"> on a policy violation must be a mapping too; a string or a    list is accepted locally and rejected by the server. </w:t>
-      </w:r>
-      <w:r>
-        <w:rPr/>
-        <w:t xml:space="preserve">action_taken</w:t>
-      </w:r>
-      <w:r>
-        <w:rPr/>
-        <w:t xml:space="preserve"> is one of    </w:t>
-      </w:r>
-      <w:r>
-        <w:rPr/>
-        <w:t xml:space="preserve">Warn</w:t>
-      </w:r>
-      <w:r>
-        <w:rPr/>
-        <w:t xml:space="preserve">, </w:t>
-      </w:r>
-      <w:r>
-        <w:rPr/>
-        <w:t xml:space="preserve">Block</w:t>
-      </w:r>
-      <w:r>
-        <w:rPr/>
-        <w:t xml:space="preserve">, </w:t>
-      </w:r>
-      <w:r>
-        <w:rPr/>
-        <w:t xml:space="preserve">Mask</w:t>
-      </w:r>
-      <w:r>
-        <w:rPr/>
-        <w:t xml:space="preserve"> or </w:t>
-      </w:r>
-      <w:r>
-        <w:rPr/>
-        <w:t xml:space="preserve">Log</w:t>
-      </w:r>
-      <w:r>
-        <w:rPr/>
-        <w:t xml:space="preserve"> — casing and    common variants (</w:t>
-      </w:r>
-      <w:r>
-        <w:rPr/>
-        <w:t xml:space="preserve">Warned</w:t>
-      </w:r>
-      <w:r>
-        <w:rPr/>
-        <w:t xml:space="preserve">, </w:t>
-      </w:r>
-      <w:r>
-        <w:rPr/>
-        <w:t xml:space="preserve">Blocked</w:t>
-      </w:r>
-      <w:r>
-        <w:rPr/>
-        <w:t xml:space="preserve">) are normalised server-side, but    there is no </w:t>
-      </w:r>
-      <w:r>
-        <w:rPr/>
-        <w:t xml:space="preserve">Passed</w:t>
-      </w:r>
-      <w:r>
-        <w:rPr/>
-        <w:t xml:space="preserve">. Watch </w:t>
-      </w:r>
-      <w:r>
-        <w:rPr/>
-        <w:t xml:space="preserve">on_error</w:t>
-      </w:r>
-      <w:r>
-        <w:rPr/>
-        <w:t xml:space="preserve"> during first integration and    these show up immediately.</w:t>
-      </w:r>
-    </w:p>
-    <w:p>
-      <w:pPr>
-        <w:pStyle w:val="Heading2"/>
-        <w:spacing w:lineRule="auto"/>
-      </w:pPr>
-      <w:r>
-        <w:rPr/>
-        <w:t xml:space="preserve">Provider wrappers</w:t>
-      </w:r>
-    </w:p>
-    <w:p>
-      <w:pPr>
-        <w:spacing w:lineRule="auto"/>
-      </w:pPr>
-      <w:r>
-        <w:rPr/>
-        <w:t xml:space="preserve">Rather than writing </w:t>
-      </w:r>
-      <w:r>
-        <w:rPr/>
-        <w:t xml:space="preserve">llm</w:t>
-      </w:r>
-      <w:r>
-        <w:rPr/>
-        <w:t xml:space="preserve"> spans by hand, wrap the provider client and every completion  call becomes a span with the model, usage and output already filled in.</w:t>
-      </w:r>
-    </w:p>
-    <w:p>
-      <w:pPr>
-        <w:spacing w:lineRule="auto"/>
-      </w:pPr>
-      <w:r>
-        <w:rPr>
-          <w:rFonts w:ascii="Courier" w:hAnsi="Courier"/>
-        </w:rPr>
-        <w:t xml:space="preserve">from openai import OpenAI, AzureOpenAI  from anthropic import Anthropic  from fulcrum_ops.integrations import track_openai, track_anthropic    openai = track_openai(OpenAI())  azure  = track_openai(AzureOpenAI(...))    # duck-typed, works the same  claude = track_anthropic(Anthropic())</w:t>
-      </w:r>
-    </w:p>
-    <w:p>
-      <w:pPr>
-        <w:spacing w:lineRule="auto"/>
-      </w:pPr>
-      <w:r>
-        <w:rPr/>
-        <w:t xml:space="preserve">Streaming responses keep the span open until the stream is exhausted, so a streamed answer is  timed correctly rather than closing at first token. For LangChain, use the callback handler:</w:t>
+        <w:t xml:space="preserve">openai = track_openai(project_client.get_openai_client(), model="gpt-5")  openai.responses.create(input=[...], extra_body={"agent_reference": {...}})</w:t>
+      </w:r>
+    </w:p>
+    <w:p>
+      <w:pPr>
+        <w:spacing w:lineRule="auto"/>
+      </w:pPr>
+      <w:r>
+        <w:rPr/>
+        <w:t xml:space="preserve">Streaming responses keep the span open until the stream is exhausted, so a streamed answer is  timed correctly rather than closing at first token. For LangChain, use the callback handler, which  takes the provider from LangChain's own </w:t>
+      </w:r>
+      <w:r>
+        <w:rPr/>
+        <w:t xml:space="preserve">ls_provider</w:t>
+      </w:r>
+      <w:r>
+        <w:rPr/>
+        <w:t xml:space="preserve"> and files  </w:t>
+      </w:r>
+      <w:r>
+        <w:rPr/>
+        <w:t xml:space="preserve">azure-openai</w:t>
+      </w:r>
+      <w:r>
+        <w:rPr/>
+        <w:t xml:space="preserve"> under </w:t>
+      </w:r>
+      <w:r>
+        <w:rPr/>
+        <w:t xml:space="preserve">azure</w:t>
+      </w:r>
+      <w:r>
+        <w:rPr/>
+        <w:t xml:space="preserve"> for the same reason:</w:t>
       </w:r>
     </w:p>
     <w:p>
@@ -12035,7 +12250,47 @@
             </w:pPr>
             <w:r>
               <w:rPr/>
-              <w:t xml:space="preserve">.</w:t>
+              <w:t xml:space="preserve">. On a hand-written span that is yours to set; </w:t>
+            </w:r>
+          </w:p>
+          <w:p>
+            <w:pPr>
+              <w:spacing w:lineRule="auto"/>
+            </w:pPr>
+            <w:r>
+              <w:rPr>
+                <w:highlight w:val="lightGray"/>
+              </w:rPr>
+              <w:t xml:space="preserve">track_openai</w:t>
+            </w:r>
+          </w:p>
+          <w:p>
+            <w:pPr>
+              <w:spacing w:lineRule="auto"/>
+            </w:pPr>
+            <w:r>
+              <w:rPr/>
+              <w:t xml:space="preserve"> detects it from the client, and a Foundry agent that names no model needs </w:t>
+            </w:r>
+          </w:p>
+          <w:p>
+            <w:pPr>
+              <w:spacing w:lineRule="auto"/>
+            </w:pPr>
+            <w:r>
+              <w:rPr>
+                <w:highlight w:val="lightGray"/>
+              </w:rPr>
+              <w:t xml:space="preserve">model=</w:t>
+            </w:r>
+          </w:p>
+          <w:p>
+            <w:pPr>
+              <w:spacing w:lineRule="auto"/>
+            </w:pPr>
+            <w:r>
+              <w:rPr/>
+              <w:t xml:space="preserve"> on the wrapper.</w:t>
             </w:r>
           </w:p>
         </w:tc>

--- a/docs/Fulcrum-Ops-Operator-Manual.docx
+++ b/docs/Fulcrum-Ops-Operator-Manual.docx
@@ -716,7 +716,7 @@
       </w:pPr>
       <w:r>
         <w:rPr/>
-        <w:t xml:space="preserve">Fulcrum Ops is an AI agent control plane. Teams register the agents they run, connect  them with an SDK or over OpenTelemetry, and then govern them: what they may call, what they cost,  what they were asked, what they answered, and what has to be approved before they act.</w:t>
+        <w:t xml:space="preserve">Fulcrum Ops is an AI agent control plane. Teams register the agents they run, connect them with an SDK or over OpenTelemetry, and then govern them: what they may call, what they cost, what they were asked, what they answered, and what has to be approved before they act.</w:t>
       </w:r>
     </w:p>
     <w:p>
@@ -735,7 +735,7 @@
       </w:pPr>
       <w:r>
         <w:rPr/>
-        <w:t xml:space="preserve">The product is twenty-four screens over one API, split down the middle by a deliberate  architectural line.</w:t>
+        <w:t xml:space="preserve">The product is twenty-four screens over one API, split down the middle by a deliberate architectural line.</w:t>
       </w:r>
     </w:p>
     <w:p>
@@ -750,7 +750,7 @@
       </w:r>
       <w:r>
         <w:rPr/>
-        <w:t xml:space="preserve"> Agents, connections, connectors, policies, approvals, the  audit chain, secrets, quotas, budgets, deployments and licences live in tables this platform owns,  with role checks and an append-only, hash-chained audit trail.</w:t>
+        <w:t xml:space="preserve"> Agents, connections, connectors, policies, approvals, the audit chain, secrets, quotas, budgets, deployments and licences live in tables this platform owns, with role checks and an append-only, hash-chained audit trail.</w:t>
       </w:r>
     </w:p>
     <w:p>
@@ -765,16 +765,16 @@
       </w:r>
       <w:r>
         <w:rPr/>
-        <w:t xml:space="preserve"> Runs, traces, spans, feedback scores, prompts,  datasets, experiments and costs live in a private telemetry engine reached through one adapter. It  is not addressable from outside; the control plane in front of it is the sole identity authority,  and one workspace maps to one project namespace inside it.</w:t>
-      </w:r>
-    </w:p>
-    <w:p>
-      <w:pPr>
-        <w:spacing w:lineRule="auto"/>
-      </w:pPr>
-      <w:r>
-        <w:rPr/>
-        <w:t xml:space="preserve">That line matters when something breaks. If the engine is unreachable, telemetry screens fail  closed with a plain </w:t>
+        <w:t xml:space="preserve"> Runs, traces, spans, feedback scores, prompts, datasets, experiments and costs live in a private telemetry engine reached through one adapter. It is not addressable from outside; the control plane in front of it is the sole identity authority, and one workspace maps to one project namespace inside it.</w:t>
+      </w:r>
+    </w:p>
+    <w:p>
+      <w:pPr>
+        <w:spacing w:lineRule="auto"/>
+      </w:pPr>
+      <w:r>
+        <w:rPr/>
+        <w:t xml:space="preserve">That line matters when something breaks. If the engine is unreachable, telemetry screens fail closed with a plain </w:t>
       </w:r>
       <w:r>
         <w:rPr/>
@@ -782,7 +782,7 @@
       </w:r>
       <w:r>
         <w:rPr/>
-        <w:t xml:space="preserve"> message and the governance half keeps  working. You will never see a fabricated zero standing in for a number nobody measured.</w:t>
+        <w:t xml:space="preserve"> message and the governance half keeps working. You will never see a fabricated zero standing in for a number nobody measured.</w:t>
       </w:r>
     </w:p>
     <w:p>
@@ -800,7 +800,7 @@
       </w:pPr>
       <w:r>
         <w:rPr/>
-        <w:t xml:space="preserve">Nothing in this console is simulated. If a number is on screen, a service computed it. If a    service cannot answer, the screen says so instead of showing a zero. A dash means not measured,    and that is not the same thing as zero.</w:t>
+        <w:t xml:space="preserve">Nothing in this console is simulated. If a number is on screen, a service computed it. If a   service cannot answer, the screen says so instead of showing a zero. A dash means not measured,   and that is not the same thing as zero.</w:t>
       </w:r>
     </w:p>
     <w:p>
@@ -821,7 +821,7 @@
         <w:rPr>
           <w:rFonts w:ascii="Courier" w:hAnsi="Courier"/>
         </w:rPr>
-        <w:t xml:space="preserve">   an agent  --SDK or OTLP--&gt;  +------------------+                                |  control plane   |  the only public surface     the console -------------&gt;  |  (FastAPI)       |  identity . tenancy . governance                                +--------+---------+                                         |  private network, no published port                                +--------v---------+                                | telemetry engine |  traces . spans . scores . prompts                                +------------------+  datasets . experiments . costs</w:t>
+        <w:t xml:space="preserve">   an agent  --SDK or OTLP--&gt;  +------------------+                               |  control plane   |  the only public surface    the console -------------&gt;  |  (FastAPI)       |  identity . tenancy . governance                               +--------+---------+                                        |  private network, no published port                               +--------v---------+                               | telemetry engine |  traces . spans . scores . prompts                               +------------------+  datasets . experiments . costs</w:t>
       </w:r>
     </w:p>
     <w:p>
@@ -1439,7 +1439,7 @@
       </w:pPr>
       <w:r>
         <w:rPr/>
-        <w:t xml:space="preserve">Every batch, from the SDK or from OpenTelemetry, walks the same path. This is worth knowing  because it explains why things get refused.</w:t>
+        <w:t xml:space="preserve">Every batch, from the SDK or from OpenTelemetry, walks the same path. This is worth knowing because it explains why things get refused.</w:t>
       </w:r>
     </w:p>
     <w:p>
@@ -1539,7 +1539,7 @@
       </w:pPr>
       <w:r>
         <w:rPr/>
-        <w:t xml:space="preserve">An agent therefore cannot opt out of governance by lying to the SDK. The SDK is a reporter; the  control plane is the enforcer.</w:t>
+        <w:t xml:space="preserve">An agent therefore cannot opt out of governance by lying to the SDK. The SDK is a reporter; the control plane is the enforcer.</w:t>
       </w:r>
     </w:p>
     <w:p>
@@ -1558,16 +1558,45 @@
       </w:pPr>
       <w:r>
         <w:rPr/>
-        <w:t xml:space="preserve">Open the console and sign in with your work email and password. Sessions are signed tokens in an  httpOnly cookie, so several people, and the same person on several devices, can be signed in at  once without interfering with each other.</w:t>
-      </w:r>
-    </w:p>
-    <w:p>
-      <w:pPr>
-        <w:spacing w:lineRule="auto"/>
-      </w:pPr>
-      <w:r>
-        <w:rPr/>
-        <w:t xml:space="preserve">Agents never use a password. They authenticate with an API key, issued under  </w:t>
+        <w:t xml:space="preserve">Open the console and sign in with your work email and password. Sessions are signed tokens in an httpOnly cookie, so several people, and the same person on several devices, can be signed in at once without interfering with each other.</w:t>
+      </w:r>
+    </w:p>
+    <w:p>
+      <w:pPr>
+        <w:spacing w:lineRule="auto"/>
+      </w:pPr>
+      <w:r>
+        <w:rPr/>
+        <w:t xml:space="preserve">With one deliberate exception: </w:t>
+      </w:r>
+      <w:r>
+        <w:rPr>
+          <w:b/>
+        </w:rPr>
+        <w:t xml:space="preserve">changing a password ends every other session on that account</w:t>
+      </w:r>
+      <w:r>
+        <w:rPr/>
+        <w:t xml:space="preserve">, wherever it is open, and so does an administrator resetting it. That is usually the reason someone changes a password, so it is not treated as a side effect. The device doing the changing stays signed in; the others are asked to sign in again the next time they call. A deployment-progress tab left streaming closes within half a minute. A Live Runs tab closes on the next run it would have shown you — so a workspace where nothing is running may hold the connection open, delivering nothing, until it ages out. An API key is unaffected — it is not a session and has no password — so a key that should also be withdrawn has to be revoked under </w:t>
+      </w:r>
+      <w:r>
+        <w:rPr>
+          <w:b/>
+        </w:rPr>
+        <w:t xml:space="preserve">Workspace Settings</w:t>
+      </w:r>
+      <w:r>
+        <w:rPr/>
+        <w:t xml:space="preserve">.</w:t>
+      </w:r>
+    </w:p>
+    <w:p>
+      <w:pPr>
+        <w:spacing w:lineRule="auto"/>
+      </w:pPr>
+      <w:r>
+        <w:rPr/>
+        <w:t xml:space="preserve">Agents never use a password. They authenticate with an API key, issued under </w:t>
       </w:r>
       <w:r>
         <w:rPr>
@@ -1931,7 +1960,7 @@
       </w:pPr>
       <w:r>
         <w:rPr/>
-        <w:t xml:space="preserve">Roles are enforced on the server, not in the interface. A control you may not use is disabled  and says why on hover, and the endpoint behind it refuses the call regardless of what the interface  showed you.</w:t>
+        <w:t xml:space="preserve">Roles are enforced on the server, not in the interface. A control you may not use is disabled and says why on hover, and the endpoint behind it refuses the call regardless of what the interface showed you.</w:t>
       </w:r>
     </w:p>
     <w:p>
@@ -1950,7 +1979,7 @@
       </w:pPr>
       <w:r>
         <w:rPr/>
-        <w:t xml:space="preserve">Four steps, five minutes. Do them in order — an ingest key cannot be bound to an agent that does  not exist yet.</w:t>
+        <w:t xml:space="preserve">Four steps, five minutes. Do them in order — an ingest key cannot be bound to an agent that does not exist yet.</w:t>
       </w:r>
     </w:p>
     <w:p>
@@ -1985,7 +2014,7 @@
       </w:r>
       <w:r>
         <w:rPr/>
-        <w:t xml:space="preserve">. Name it, pick a platform  (</w:t>
+        <w:t xml:space="preserve">. Name it, pick a platform (</w:t>
       </w:r>
       <w:r>
         <w:rPr/>
@@ -2009,7 +2038,7 @@
       </w:r>
       <w:r>
         <w:rPr/>
-        <w:t xml:space="preserve">,  </w:t>
+        <w:t xml:space="preserve">, </w:t>
       </w:r>
       <w:r>
         <w:rPr/>
@@ -2025,7 +2054,7 @@
       </w:r>
       <w:r>
         <w:rPr/>
-        <w:t xml:space="preserve">), an environment, an agent type  (Pro-code, Low-code, Copilot) and a risk level. Then </w:t>
+        <w:t xml:space="preserve">), an environment, an agent type (Pro-code, Low-code, Copilot) and a risk level. Then </w:t>
       </w:r>
       <w:r>
         <w:rPr>
@@ -2035,7 +2064,7 @@
       </w:r>
       <w:r>
         <w:rPr/>
-        <w:t xml:space="preserve"> it — new agents  start in Pending Review, and an inactive agent cannot ingest.</w:t>
+        <w:t xml:space="preserve"> it — new agents start in Pending Review, and an inactive agent cannot ingest.</w:t>
       </w:r>
     </w:p>
     <w:p>
@@ -2070,7 +2099,7 @@
       </w:r>
       <w:r>
         <w:rPr/>
-        <w:t xml:space="preserve"> →  </w:t>
+        <w:t xml:space="preserve"> → </w:t>
       </w:r>
       <w:r>
         <w:rPr>
@@ -2096,7 +2125,7 @@
       </w:r>
       <w:r>
         <w:rPr/>
-        <w:t xml:space="preserve">,  and — this is the part worth doing — set </w:t>
+        <w:t xml:space="preserve">, and — this is the part worth doing — set </w:t>
       </w:r>
       <w:r>
         <w:rPr>
@@ -2106,7 +2135,7 @@
       </w:r>
       <w:r>
         <w:rPr/>
-        <w:t xml:space="preserve"> to the agent you just  created. A bound key can only ever write that agent telemetry, so a leaked key cannot impersonate  the rest of your fleet.</w:t>
+        <w:t xml:space="preserve"> to the agent you just created. A bound key can only ever write that agent telemetry, so a leaked key cannot impersonate the rest of your fleet.</w:t>
       </w:r>
     </w:p>
     <w:p>
@@ -2124,7 +2153,7 @@
       </w:pPr>
       <w:r>
         <w:rPr/>
-        <w:t xml:space="preserve">The server stores only a SHA-256 hash. When the mint dialog closes, the plaintext is gone for    good and the table keeps a hint like </w:t>
+        <w:t xml:space="preserve">The server stores only a SHA-256 hash. When the mint dialog closes, the plaintext is gone for   good and the table keeps a hint like </w:t>
       </w:r>
       <w:r>
         <w:rPr/>
@@ -2132,7 +2161,7 @@
       </w:r>
       <w:r>
         <w:rPr/>
-        <w:t xml:space="preserve">. Copy it before you close.    If you lose it, revoke the key and mint another.</w:t>
+        <w:t xml:space="preserve">. Copy it before you close.   If you lose it, revoke the key and mint another.</w:t>
       </w:r>
     </w:p>
     <w:p>
@@ -2153,7 +2182,7 @@
         <w:rPr>
           <w:rFonts w:ascii="Courier" w:hAnsi="Courier"/>
         </w:rPr>
-        <w:t xml:space="preserve">export FULCRUM_OPS_API_KEY=fo_live_...  export FULCRUM_OPS_BASE_URL=https://your-control-plane/api/v1  export FULCRUM_OPS_WORKSPACE=your-workspace-slug</w:t>
+        <w:t xml:space="preserve">export FULCRUM_OPS_API_KEY=fo_live_... export FULCRUM_OPS_BASE_URL=https://your-control-plane/api/v1 export FULCRUM_OPS_WORKSPACE=your-workspace-slug</w:t>
       </w:r>
     </w:p>
     <w:p>
@@ -2174,7 +2203,7 @@
         <w:rPr>
           <w:rFonts w:ascii="Courier" w:hAnsi="Courier"/>
         </w:rPr>
-        <w:t xml:space="preserve">import fulcrum_ops  from fulcrum_ops import trace    fulcrum_ops.configure(agent="Support Bot", environment="Production")    @trace  def answer(question: str) -&gt; str:      return "..."    answer("where is my order?")  fulcrum_ops.flush()</w:t>
+        <w:t xml:space="preserve">import fulcrum_ops from fulcrum_ops import trace  fulcrum_ops.configure(agent="Support Bot", environment="Production")  @trace def answer(question: str) -&gt; str:     return "..."  answer("where is my order?") fulcrum_ops.flush()</w:t>
       </w:r>
     </w:p>
     <w:p>
@@ -2228,7 +2257,7 @@
       </w:r>
       <w:r>
         <w:rPr/>
-        <w:t xml:space="preserve">). It needs Python  3.9 or newer and has exactly one runtime dependency, </w:t>
+        <w:t xml:space="preserve">). It needs Python 3.9 or newer and has exactly one runtime dependency, </w:t>
       </w:r>
       <w:r>
         <w:rPr/>
@@ -2245,23 +2274,15 @@
       </w:pPr>
       <w:r>
         <w:rPr/>
-        <w:t xml:space="preserve">It is published to the workspace's private package index (AWS CodeArtifact  domain </w:t>
-      </w:r>
-      <w:r>
-        <w:rPr/>
-        <w:t xml:space="preserve">fulcrum-ops</w:t>
-      </w:r>
-      <w:r>
-        <w:rPr/>
-        <w:t xml:space="preserve">, repository </w:t>
-      </w:r>
-      <w:r>
-        <w:rPr/>
-        <w:t xml:space="preserve">fulcrum-python</w:t>
-      </w:r>
-      <w:r>
-        <w:rPr/>
-        <w:t xml:space="preserve">). Point pip at it  once per shell, then install by name:</w:t>
+        <w:t xml:space="preserve">The control plane serves it: the SDK is its client, versioned with the API it speaks to, and anything that can report telemetry can already reach the host. No credentials and no extra login — just point pip at the index alongside your usual one, so the SDK's single dependency (</w:t>
+      </w:r>
+      <w:r>
+        <w:rPr/>
+        <w:t xml:space="preserve">httpx</w:t>
+      </w:r>
+      <w:r>
+        <w:rPr/>
+        <w:t xml:space="preserve">) still resolves normally:</w:t>
       </w:r>
     </w:p>
     <w:p>
@@ -2272,7 +2293,24 @@
         <w:rPr>
           <w:rFonts w:ascii="Courier" w:hAnsi="Courier"/>
         </w:rPr>
-        <w:t xml:space="preserve">aws codeartifact login --tool pip --domain fulcrum-ops --repository fulcrum-python  pip install fulcrum-ops                           # from the private index  pip install "fulcrum-ops[openai]"                 # with a provider extra</w:t>
+        <w:t xml:space="preserve">pip install --extra-index-url https://controlplane.fdprod.net/pypi/simple fulcrum-ops pip install --extra-index-url https://controlplane.fdprod.net/pypi/simple "fulcrum-ops[openai]"</w:t>
+      </w:r>
+    </w:p>
+    <w:p>
+      <w:pPr>
+        <w:spacing w:lineRule="auto"/>
+      </w:pPr>
+      <w:r>
+        <w:rPr/>
+        <w:t xml:space="preserve">Every deployment serves its own matching build at </w:t>
+      </w:r>
+      <w:r>
+        <w:rPr/>
+        <w:t xml:space="preserve">/pypi/simple</w:t>
+      </w:r>
+      <w:r>
+        <w:rPr/>
+        <w:t xml:space="preserve">, so use the host your agents report to. The wheel is immutable: a version is published once and never rebuilt.</w:t>
       </w:r>
     </w:p>
     <w:p>
@@ -2313,19 +2351,11 @@
       </w:r>
       <w:r>
         <w:rPr/>
-        <w:t xml:space="preserve">.  None of the provider packages is a hard dependency — the wrappers import lazily.  The built wheel is also kept under </w:t>
-      </w:r>
-      <w:r>
-        <w:rPr/>
-        <w:t xml:space="preserve">sdks/python/dist/</w:t>
-      </w:r>
-      <w:r>
-        <w:rPr/>
-        <w:t xml:space="preserve"> for an air-gapped  </w:t>
-      </w:r>
-      <w:r>
-        <w:rPr/>
-        <w:t xml:space="preserve">pip install ./fulcrum_ops-1.0.0-py3-none-any.whl</w:t>
+        <w:t xml:space="preserve">. None of the provider packages is a hard dependency — the wrappers import lazily. For an air-gapped install, download the wheel the index points at and install the file directly: </w:t>
+      </w:r>
+      <w:r>
+        <w:rPr/>
+        <w:t xml:space="preserve">pip install ./fulcrum_ops-1.0.1-py3-none-any.whl</w:t>
       </w:r>
       <w:r>
         <w:rPr/>
@@ -2359,7 +2389,7 @@
         <w:rPr>
           <w:rFonts w:ascii="Courier" w:hAnsi="Courier"/>
         </w:rPr>
-        <w:t xml:space="preserve">import fulcrum_ops    fulcrum_ops.configure(      agent="Support Bot",      environment="Production",      api_key="fo_live_...",              # or FULCRUM_OPS_API_KEY      base_url="https://host/api/v1",     # or FULCRUM_OPS_BASE_URL  )</w:t>
+        <w:t xml:space="preserve">import fulcrum_ops  fulcrum_ops.configure(     agent="Support Bot",     environment="Production",     api_key="fo_live_...",              # or FULCRUM_OPS_API_KEY     base_url="https://host/api/v1",     # or FULCRUM_OPS_BASE_URL )</w:t>
       </w:r>
     </w:p>
     <w:p>
@@ -2379,7 +2409,7 @@
         <w:rPr>
           <w:rFonts w:ascii="Courier" w:hAnsi="Courier"/>
         </w:rPr>
-        <w:t xml:space="preserve">from fulcrum_ops import FulcrumOps    with FulcrumOps(agent="Batch Job", environment="Staging") as client:      with client.span("work", type="tool") as s:          s.set_output({"rows": 128})</w:t>
+        <w:t xml:space="preserve">from fulcrum_ops import FulcrumOps  with FulcrumOps(agent="Batch Job", environment="Staging") as client:     with client.span("work", type="tool") as s:         s.set_output({"rows": 128})</w:t>
       </w:r>
     </w:p>
     <w:p>
@@ -3269,7 +3299,7 @@
       </w:r>
       <w:r>
         <w:rPr/>
-        <w:t xml:space="preserve"> and narrows its own options to whatever    the deployment enforces. Sampling and batch limits take the </w:t>
+        <w:t xml:space="preserve"> and narrows its own options to whatever   the deployment enforces. Sampling and batch limits take the </w:t>
       </w:r>
       <w:r>
         <w:rPr/>
@@ -3277,7 +3307,7 @@
       </w:r>
       <w:r>
         <w:rPr/>
-        <w:t xml:space="preserve"> of local and server;    capture flags are a conjunction, so either side can switch content capture off and    </w:t>
+        <w:t xml:space="preserve"> of local and server;   capture flags are a conjunction, so either side can switch content capture off and   </w:t>
       </w:r>
       <w:r>
         <w:rPr>
@@ -3287,7 +3317,7 @@
       </w:r>
       <w:r>
         <w:rPr/>
-        <w:t xml:space="preserve">. A platform team can therefore disable prompt    capture across an entire estate and no agent-side setting can override it.</w:t>
+        <w:t xml:space="preserve">. A platform team can therefore disable prompt   capture across an entire estate and no agent-side setting can override it.</w:t>
       </w:r>
     </w:p>
     <w:p>
@@ -3310,7 +3340,7 @@
       </w:r>
       <w:r>
         <w:rPr/>
-        <w:t xml:space="preserve"> is the whole beginner API. The outermost decorated call opens a run; nested  decorated calls become child spans automatically, because parentage travels in a  </w:t>
+        <w:t xml:space="preserve"> is the whole beginner API. The outermost decorated call opens a run; nested decorated calls become child spans automatically, because parentage travels in a </w:t>
       </w:r>
       <w:r>
         <w:rPr/>
@@ -3329,16 +3359,16 @@
         <w:rPr>
           <w:rFonts w:ascii="Courier" w:hAnsi="Courier"/>
         </w:rPr>
-        <w:t xml:space="preserve">from fulcrum_ops import trace    @trace(name="retrieve", type="tool")  def retrieve(question: str) -&gt; list[str]:      return ["doc-1", "doc-2"]    @trace                       # bare form works too  def answer(question: str) -&gt; str:      docs = retrieve(question)     # becomes a child span      return f"Based on {len(docs)} docs..."</w:t>
-      </w:r>
-    </w:p>
-    <w:p>
-      <w:pPr>
-        <w:spacing w:lineRule="auto"/>
-      </w:pPr>
-      <w:r>
-        <w:rPr/>
-        <w:t xml:space="preserve">It handles all four callable shapes — plain functions, coroutines, generators and async  generators — and drops </w:t>
+        <w:t xml:space="preserve">from fulcrum_ops import trace  @trace(name="retrieve", type="tool") def retrieve(question: str) -&gt; list[str]:     return ["doc-1", "doc-2"]  @trace                       # bare form works too def answer(question: str) -&gt; str:     docs = retrieve(question)     # becomes a child span     return f"Based on {len(docs)} docs..."</w:t>
+      </w:r>
+    </w:p>
+    <w:p>
+      <w:pPr>
+        <w:spacing w:lineRule="auto"/>
+      </w:pPr>
+      <w:r>
+        <w:rPr/>
+        <w:t xml:space="preserve">It handles all four callable shapes — plain functions, coroutines, generators and async generators — and drops </w:t>
       </w:r>
       <w:r>
         <w:rPr/>
@@ -3862,7 +3892,7 @@
         <w:rPr>
           <w:rFonts w:ascii="Courier" w:hAnsi="Courier"/>
         </w:rPr>
-        <w:t xml:space="preserve">client = fulcrum_ops.get_client()    with client.span("generate", type="llm") as span:      span.set_model("gpt-5", "azure")      span.set_input({"prompt_tokens_est": 180})      reply = call_the_model()      span.set_usage(prompt_tokens=180, completion_tokens=42)      span.set_output(reply)      span.score("grounded", 1.0, reason="cites retrieved doc")</w:t>
+        <w:t xml:space="preserve">client = fulcrum_ops.get_client()  with client.span("generate", type="llm") as span:     span.set_model("gpt-5", "azure")     span.set_input({"prompt_tokens_est": 180})     reply = call_the_model()     span.set_usage(prompt_tokens=180, completion_tokens=42)     span.set_output(reply)     span.score("grounded", 1.0, reason="cites retrieved doc")</w:t>
       </w:r>
     </w:p>
     <w:tbl>
@@ -4385,7 +4415,7 @@
       </w:r>
       <w:r>
         <w:rPr/>
-        <w:t xml:space="preserve">. If either is missing or spelled in a    vocabulary the price table does not use, cost comes back zero. Azure-served OpenAI models want    provider </w:t>
+        <w:t xml:space="preserve">. If either is missing or spelled in a   vocabulary the price table does not use, cost comes back zero. Azure-served OpenAI models want   provider </w:t>
       </w:r>
       <w:r>
         <w:rPr/>
@@ -4401,7 +4431,7 @@
       </w:r>
       <w:r>
         <w:rPr/>
-        <w:t xml:space="preserve">, and the real model name rather than    a deployment alias — this is yours to get right on a hand-written span, while    </w:t>
+        <w:t xml:space="preserve">, and the real model name rather than   a deployment alias — this is yours to get right on a hand-written span, while   </w:t>
       </w:r>
       <w:r>
         <w:rPr/>
@@ -4409,7 +4439,7 @@
       </w:r>
       <w:r>
         <w:rPr/>
-        <w:t xml:space="preserve"> (below) detects the Azure case for you. A span with no open trace opens    one around itself, so a stray </w:t>
+        <w:t xml:space="preserve"> (below) detects the Azure case for you. A span with no open trace opens   one around itself, so a stray </w:t>
       </w:r>
       <w:r>
         <w:rPr/>
@@ -4436,7 +4466,7 @@
       </w:pPr>
       <w:r>
         <w:rPr/>
-        <w:t xml:space="preserve">A score attached to an open span or trace travels inside that payload. A standalone score posts  separately, which is how you record a judgement that arrives later — a thumbs-up an hour after the  run, or an offline evaluation result.</w:t>
+        <w:t xml:space="preserve">A score attached to an open span or trace travels inside that payload. A standalone score posts separately, which is how you record a judgement that arrives later — a thumbs-up an hour after the run, or an offline evaluation result.</w:t>
       </w:r>
     </w:p>
     <w:p>
@@ -4447,7 +4477,7 @@
         <w:rPr>
           <w:rFonts w:ascii="Courier" w:hAnsi="Courier"/>
         </w:rPr>
-        <w:t xml:space="preserve">with client.span("answer", type="llm") as s:      s.score("faithfulness", 0.93, reason="all claims cited")    client.score(trace_id, "user_rating", 1.0, target="trace")  client.log_feedback(trace_id=trace_id, rating=1, body="fixed my problem")</w:t>
+        <w:t xml:space="preserve">with client.span("answer", type="llm") as s:     s.score("faithfulness", 0.93, reason="all claims cited")  client.score(trace_id, "user_rating", 1.0, target="trace") client.log_feedback(trace_id=trace_id, rating=1, body="fixed my problem")</w:t>
       </w:r>
     </w:p>
     <w:p>
@@ -4484,7 +4514,7 @@
       </w:r>
       <w:r>
         <w:rPr/>
-        <w:t xml:space="preserve">. Scores show  up on Live Runs, feed the Evaluations trend, and are what Feedback and Quality Loop aggregates.</w:t>
+        <w:t xml:space="preserve">. Scores show up on Live Runs, feed the Evaluations trend, and are what Feedback and Quality Loop aggregates.</w:t>
       </w:r>
     </w:p>
     <w:p>
@@ -4507,7 +4537,7 @@
       </w:r>
       <w:r>
         <w:rPr/>
-        <w:t xml:space="preserve"> is the general form. These wrap it so a caller never has to remember  that sentiment is a string or that a rating is 1–5:</w:t>
+        <w:t xml:space="preserve"> is the general form. These wrap it so a caller never has to remember that sentiment is a string or that a rating is 1–5:</w:t>
       </w:r>
     </w:p>
     <w:p>
@@ -4518,7 +4548,7 @@
         <w:rPr>
           <w:rFonts w:ascii="Courier" w:hAnsi="Courier"/>
         </w:rPr>
-        <w:t xml:space="preserve">client.thumbs_up(trace_id)  client.thumbs_down(trace_id, "wrong account")  client.rate(4, trace_id, comment="close, missed the caveat")  client.report_issue("Cites stale pricing", severity="High", trace_id=trace_id)</w:t>
+        <w:t xml:space="preserve">client.thumbs_up(trace_id) client.thumbs_down(trace_id, "wrong account") client.rate(4, trace_id, comment="close, missed the caveat") client.report_issue("Cites stale pricing", severity="High", trace_id=trace_id)</w:t>
       </w:r>
     </w:p>
     <w:p>
@@ -4535,7 +4565,7 @@
       </w:r>
       <w:r>
         <w:rPr/>
-        <w:t xml:space="preserve"> — like  </w:t>
+        <w:t xml:space="preserve"> — like </w:t>
       </w:r>
       <w:r>
         <w:rPr/>
@@ -4551,7 +4581,7 @@
       </w:r>
       <w:r>
         <w:rPr/>
-        <w:t xml:space="preserve"> derives sentiment from the score and treats the  </w:t>
+        <w:t xml:space="preserve"> derives sentiment from the score and treats the </w:t>
       </w:r>
       <w:r>
         <w:rPr>
@@ -4561,7 +4591,7 @@
       </w:r>
       <w:r>
         <w:rPr/>
-        <w:t xml:space="preserve"> rather than positive: three out of five is not praise, and  counting it as praise would flatter every quality report built on the signal.  </w:t>
+        <w:t xml:space="preserve"> rather than positive: three out of five is not praise, and counting it as praise would flatter every quality report built on the signal. </w:t>
       </w:r>
       <w:r>
         <w:rPr/>
@@ -4569,7 +4599,7 @@
       </w:r>
       <w:r>
         <w:rPr/>
-        <w:t xml:space="preserve"> is for the agent noticing its own failure — a retrieval that returned  nothing, a tool that answered nonsense — rather than waiting for a person to complain. It travels  as </w:t>
+        <w:t xml:space="preserve"> is for the agent noticing its own failure — a retrieval that returned nothing, a tool that answered nonsense — rather than waiting for a person to complain. It travels as </w:t>
       </w:r>
       <w:r>
         <w:rPr>
@@ -4587,7 +4617,7 @@
       </w:r>
       <w:r>
         <w:rPr/>
-        <w:t xml:space="preserve"> event with the source  </w:t>
+        <w:t xml:space="preserve"> event with the source </w:t>
       </w:r>
       <w:r>
         <w:rPr/>
@@ -4605,7 +4635,7 @@
       </w:r>
       <w:r>
         <w:rPr/>
-        <w:t xml:space="preserve"> inbox on Feedback  &amp; Quality Loop with the title leading the body and any </w:t>
+        <w:t xml:space="preserve"> inbox on Feedback &amp; Quality Loop with the title leading the body and any </w:t>
       </w:r>
       <w:r>
         <w:rPr/>
@@ -4613,7 +4643,7 @@
       </w:r>
       <w:r>
         <w:rPr/>
-        <w:t xml:space="preserve"> underneath it.  </w:t>
+        <w:t xml:space="preserve"> underneath it. </w:t>
       </w:r>
       <w:r>
         <w:rPr/>
@@ -4645,7 +4675,7 @@
       </w:r>
       <w:r>
         <w:rPr/>
-        <w:t xml:space="preserve"> or  </w:t>
+        <w:t xml:space="preserve"> or </w:t>
       </w:r>
       <w:r>
         <w:rPr/>
@@ -4653,7 +4683,7 @@
       </w:r>
       <w:r>
         <w:rPr/>
-        <w:t xml:space="preserve"> and is kept as structured metadata on the feedback row, so nobody has to read it  back out of the sentence. It does </w:t>
+        <w:t xml:space="preserve"> and is kept as structured metadata on the feedback row, so nobody has to read it back out of the sentence. It does </w:t>
       </w:r>
       <w:r>
         <w:rPr>
@@ -4673,7 +4703,7 @@
       </w:r>
       <w:r>
         <w:rPr/>
-        <w:t xml:space="preserve">  tab by itself — issues are raised from themes on that screen, from this feedback among the  rest.</w:t>
+        <w:t xml:space="preserve"> tab by itself — issues are raised from themes on that screen, from this feedback among the rest.</w:t>
       </w:r>
     </w:p>
     <w:p>
@@ -4703,7 +4733,7 @@
         <w:rPr>
           <w:rFonts w:ascii="Courier" w:hAnsi="Courier"/>
         </w:rPr>
-        <w:t xml:space="preserve">client.log_guardrail_event(      "PII scan",      action_taken="Warn",          # Warn | Block | Mask | Log      score=0.9,      matched={"EMAIL": 1, "PHONE": 2},   # a mapping, not a list      sample=text[:80],      trace_id=trace_id,  )    client.log_policy_violation(      "No external email without approval",      severity="High",      detail={"attempted_recipient": "gmail.com"},   # a mapping, not a string  )</w:t>
+        <w:t xml:space="preserve">client.log_guardrail_event(     "PII scan",     action_taken="Warn",          # Warn | Block | Mask | Log     score=0.9,     matched={"EMAIL": 1, "PHONE": 2},   # a mapping, not a list     sample=text[:80],     trace_id=trace_id, )  client.log_policy_violation(     "No external email without approval",     severity="High",     detail={"attempted_recipient": "gmail.com"},   # a mapping, not a string )</w:t>
       </w:r>
     </w:p>
     <w:p>
@@ -4735,7 +4765,7 @@
       </w:r>
       <w:r>
         <w:rPr/>
-        <w:t xml:space="preserve"> of label to count, not a list of    labels, and </w:t>
+        <w:t xml:space="preserve"> of label to count, not a list of   labels, and </w:t>
       </w:r>
       <w:r>
         <w:rPr/>
@@ -4743,7 +4773,7 @@
       </w:r>
       <w:r>
         <w:rPr/>
-        <w:t xml:space="preserve"> on a policy violation must be a mapping too; a string or a    list is accepted locally and rejected by the server. </w:t>
+        <w:t xml:space="preserve"> on a policy violation must be a mapping too; a string or a   list is accepted locally and rejected by the server. </w:t>
       </w:r>
       <w:r>
         <w:rPr/>
@@ -4751,7 +4781,7 @@
       </w:r>
       <w:r>
         <w:rPr/>
-        <w:t xml:space="preserve"> is one of    </w:t>
+        <w:t xml:space="preserve"> is one of   </w:t>
       </w:r>
       <w:r>
         <w:rPr/>
@@ -4783,7 +4813,7 @@
       </w:r>
       <w:r>
         <w:rPr/>
-        <w:t xml:space="preserve"> — casing and    common variants (</w:t>
+        <w:t xml:space="preserve"> — casing and   common variants (</w:t>
       </w:r>
       <w:r>
         <w:rPr/>
@@ -4799,7 +4829,7 @@
       </w:r>
       <w:r>
         <w:rPr/>
-        <w:t xml:space="preserve">) are normalised server-side, but    there is no </w:t>
+        <w:t xml:space="preserve">) are normalised server-side, but   there is no </w:t>
       </w:r>
       <w:r>
         <w:rPr/>
@@ -4815,7 +4845,7 @@
       </w:r>
       <w:r>
         <w:rPr/>
-        <w:t xml:space="preserve"> during first integration and    these show up immediately.</w:t>
+        <w:t xml:space="preserve"> during first integration and   these show up immediately.</w:t>
       </w:r>
     </w:p>
     <w:p>
@@ -4842,7 +4872,7 @@
       </w:r>
       <w:r>
         <w:rPr/>
-        <w:t xml:space="preserve"> spans by hand, wrap the provider client and every completion  call becomes a span with the model, usage and output already filled in.</w:t>
+        <w:t xml:space="preserve"> spans by hand, wrap the provider client and every completion call becomes a span with the model, usage and output already filled in.</w:t>
       </w:r>
     </w:p>
     <w:p>
@@ -4853,7 +4883,7 @@
         <w:rPr>
           <w:rFonts w:ascii="Courier" w:hAnsi="Courier"/>
         </w:rPr>
-        <w:t xml:space="preserve">from openai import OpenAI, AzureOpenAI  from anthropic import Anthropic  from fulcrum_ops.integrations import track_openai, track_anthropic    openai = track_openai(OpenAI())  azure  = track_openai(AzureOpenAI(...))    # reported under provider "azure"  claude = track_anthropic(Anthropic())</w:t>
+        <w:t xml:space="preserve">from openai import OpenAI, AzureOpenAI from anthropic import Anthropic from fulcrum_ops.integrations import track_openai, track_anthropic  openai = track_openai(OpenAI()) azure  = track_openai(AzureOpenAI(...))    # reported under provider "azure" claude = track_anthropic(Anthropic())</w:t>
       </w:r>
     </w:p>
     <w:p>
@@ -4888,7 +4918,7 @@
       </w:r>
       <w:r>
         <w:rPr/>
-        <w:t xml:space="preserve">  client and for the plain client an Azure AI Foundry project hands back — it recognises the class  name, and failing that an endpoint on </w:t>
+        <w:t xml:space="preserve"> client and for the plain client an Azure AI Foundry project hands back — it recognises the class name, and failing that an endpoint on </w:t>
       </w:r>
       <w:r>
         <w:rPr/>
@@ -4896,7 +4926,7 @@
       </w:r>
       <w:r>
         <w:rPr/>
-        <w:t xml:space="preserve">,  </w:t>
+        <w:t xml:space="preserve">, </w:t>
       </w:r>
       <w:r>
         <w:rPr/>
@@ -4912,7 +4942,7 @@
       </w:r>
       <w:r>
         <w:rPr/>
-        <w:t xml:space="preserve">. Everything else is  </w:t>
+        <w:t xml:space="preserve">. Everything else is </w:t>
       </w:r>
       <w:r>
         <w:rPr/>
@@ -4928,7 +4958,7 @@
       </w:r>
       <w:r>
         <w:rPr/>
-        <w:t xml:space="preserve"> to override the detection when you are served from  somewhere it cannot see.</w:t>
+        <w:t xml:space="preserve"> to override the detection when you are served from somewhere it cannot see.</w:t>
       </w:r>
     </w:p>
     <w:p>
@@ -4945,7 +4975,7 @@
       </w:r>
       <w:r>
         <w:rPr/>
-        <w:t xml:space="preserve"> when neither the call nor the response names a model, which is the case  for a Foundry agent addressed by </w:t>
+        <w:t xml:space="preserve"> when neither the call nor the response names a model, which is the case for a Foundry agent addressed by </w:t>
       </w:r>
       <w:r>
         <w:rPr/>
@@ -4953,7 +4983,7 @@
       </w:r>
       <w:r>
         <w:rPr/>
-        <w:t xml:space="preserve">; it is used only as the fallback, so  a response that does name its model still wins:</w:t>
+        <w:t xml:space="preserve">; it is used only as the fallback, so a response that does name its model still wins:</w:t>
       </w:r>
     </w:p>
     <w:p>
@@ -4964,16 +4994,16 @@
         <w:rPr>
           <w:rFonts w:ascii="Courier" w:hAnsi="Courier"/>
         </w:rPr>
-        <w:t xml:space="preserve">openai = track_openai(project_client.get_openai_client(), model="gpt-5")  openai.responses.create(input=[...], extra_body={"agent_reference": {...}})</w:t>
-      </w:r>
-    </w:p>
-    <w:p>
-      <w:pPr>
-        <w:spacing w:lineRule="auto"/>
-      </w:pPr>
-      <w:r>
-        <w:rPr/>
-        <w:t xml:space="preserve">Streaming responses keep the span open until the stream is exhausted, so a streamed answer is  timed correctly rather than closing at first token. For LangChain, use the callback handler, which  takes the provider from LangChain's own </w:t>
+        <w:t xml:space="preserve">openai = track_openai(project_client.get_openai_client(), model="gpt-5") openai.responses.create(input=[...], extra_body={"agent_reference": {...}})</w:t>
+      </w:r>
+    </w:p>
+    <w:p>
+      <w:pPr>
+        <w:spacing w:lineRule="auto"/>
+      </w:pPr>
+      <w:r>
+        <w:rPr/>
+        <w:t xml:space="preserve">Streaming responses keep the span open until the stream is exhausted, so a streamed answer is timed correctly rather than closing at first token. For LangChain, use the callback handler, which takes the provider from LangChain's own </w:t>
       </w:r>
       <w:r>
         <w:rPr/>
@@ -4981,7 +5011,7 @@
       </w:r>
       <w:r>
         <w:rPr/>
-        <w:t xml:space="preserve"> and files  </w:t>
+        <w:t xml:space="preserve"> and files </w:t>
       </w:r>
       <w:r>
         <w:rPr/>
@@ -5008,7 +5038,7 @@
         <w:rPr>
           <w:rFonts w:ascii="Courier" w:hAnsi="Courier"/>
         </w:rPr>
-        <w:t xml:space="preserve">from fulcrum_ops.integrations import FulcrumOpsCallbackHandler    chain.invoke(payload, config={"callbacks": [FulcrumOpsCallbackHandler()]})</w:t>
+        <w:t xml:space="preserve">from fulcrum_ops.integrations import FulcrumOpsCallbackHandler  chain.invoke(payload, config={"callbacks": [FulcrumOpsCallbackHandler()]})</w:t>
       </w:r>
     </w:p>
     <w:p>
@@ -5037,7 +5067,7 @@
       </w:r>
       <w:r>
         <w:rPr/>
-        <w:t xml:space="preserve"> can be pulled at runtime, so changing a  system prompt does not require a redeploy.</w:t>
+        <w:t xml:space="preserve"> can be pulled at runtime, so changing a system prompt does not require a redeploy.</w:t>
       </w:r>
     </w:p>
     <w:p>
@@ -5048,16 +5078,16 @@
         <w:rPr>
           <w:rFonts w:ascii="Courier" w:hAnsi="Courier"/>
         </w:rPr>
-        <w:t xml:space="preserve">from fulcrum_ops import get_prompt, template_variables    p = get_prompt("support-system-prompt")        # cached; server is revalidated  print(template_variables(p.template))          # ['customer_name', 'tier']  text = p.format(customer_name="Dana", tier="gold")</w:t>
-      </w:r>
-    </w:p>
-    <w:p>
-      <w:pPr>
-        <w:spacing w:lineRule="auto"/>
-      </w:pPr>
-      <w:r>
-        <w:rPr/>
-        <w:t xml:space="preserve">The prompt version used is recorded on the run, so a quality regression can be traced back to  the exact wording that produced it.</w:t>
+        <w:t xml:space="preserve">from fulcrum_ops import get_prompt, template_variables  p = get_prompt("support-system-prompt")        # cached; server is revalidated print(template_variables(p.template))          # ['customer_name', 'tier'] text = p.format(customer_name="Dana", tier="gold")</w:t>
+      </w:r>
+    </w:p>
+    <w:p>
+      <w:pPr>
+        <w:spacing w:lineRule="auto"/>
+      </w:pPr>
+      <w:r>
+        <w:rPr/>
+        <w:t xml:space="preserve">The prompt version used is recorded on the run, so a quality regression can be traced back to the exact wording that produced it.</w:t>
       </w:r>
     </w:p>
     <w:p>
@@ -5076,7 +5106,7 @@
       </w:pPr>
       <w:r>
         <w:rPr/>
-        <w:t xml:space="preserve">Offline evaluation: build a dataset of cases, run a candidate against it, and get a scored  result you can compare on the Evaluations screen.</w:t>
+        <w:t xml:space="preserve">Offline evaluation: build a dataset of cases, run a candidate against it, and get a scored result you can compare on the Evaluations screen.</w:t>
       </w:r>
     </w:p>
     <w:p>
@@ -5104,7 +5134,7 @@
         <w:rPr>
           <w:rFonts w:ascii="Courier" w:hAnsi="Courier"/>
         </w:rPr>
-        <w:t xml:space="preserve">client = fulcrum_ops.get_client()    client.datasets.create("support-golden", description="Answers we agree are correct")  client.datasets.add_items("support-golden", [      {"input": "where is my order?", "expected_output": "Ships in 2 days."},  ])</w:t>
+        <w:t xml:space="preserve">client = fulcrum_ops.get_client()  client.datasets.create("support-golden", description="Answers we agree are correct") client.datasets.add_items("support-golden", [     {"input": "where is my order?", "expected_output": "Ships in 2 days."}, ])</w:t>
       </w:r>
     </w:p>
     <w:p>
@@ -5123,7 +5153,7 @@
       </w:r>
       <w:r>
         <w:rPr/>
-        <w:t xml:space="preserve"> and score it yourself, or hand the  dataset to the </w:t>
+        <w:t xml:space="preserve"> and score it yourself, or hand the dataset to the </w:t>
       </w:r>
       <w:r>
         <w:rPr>
@@ -5133,7 +5163,7 @@
       </w:r>
       <w:r>
         <w:rPr/>
-        <w:t xml:space="preserve">. Local first — scorers are functions that  return one or more named scores, and are called </w:t>
+        <w:t xml:space="preserve">. Local first — scorers are functions that return one or more named scores, and are called </w:t>
       </w:r>
       <w:r>
         <w:rPr/>
@@ -5141,7 +5171,7 @@
       </w:r>
       <w:r>
         <w:rPr/>
-        <w:t xml:space="preserve">  (extra arguments are dropped to match the function's arity):</w:t>
+        <w:t xml:space="preserve"> (extra arguments are dropped to match the function's arity):</w:t>
       </w:r>
     </w:p>
     <w:p>
@@ -5152,16 +5182,16 @@
         <w:rPr>
           <w:rFonts w:ascii="Courier" w:hAnsi="Courier"/>
         </w:rPr>
-        <w:t xml:space="preserve">def correctness(output, expected):      return {"correctness": 1.0 if expected.lower() in output.lower() else 0.0}    result = client.evaluate(      "support-golden",      task=lambda item: answer(item),          # item is the case's input      scorers=[correctness],      name="prompt-v4 candidate",  )    print(result.total, result.failures)  print(result.averages)      # {"correctness": 0.91}  print(result.summary())</w:t>
-      </w:r>
-    </w:p>
-    <w:p>
-      <w:pPr>
-        <w:spacing w:lineRule="auto"/>
-      </w:pPr>
-      <w:r>
-        <w:rPr/>
-        <w:t xml:space="preserve">Every case becomes a real trace tagged with the experiment name, and every scorer verdict  lands on that trace — so the run shows up under Evaluations next to production traffic. To have  the platform judge the dataset instead, start a server-side run and poll it:</w:t>
+        <w:t xml:space="preserve">def correctness(output, expected):     return {"correctness": 1.0 if expected.lower() in output.lower() else 0.0}  result = client.evaluate(     "support-golden",     task=lambda item: answer(item),          # item is the case's input     scorers=[correctness],     name="prompt-v4 candidate", )  print(result.total, result.failures) print(result.averages)      # {"correctness": 0.91} print(result.summary())</w:t>
+      </w:r>
+    </w:p>
+    <w:p>
+      <w:pPr>
+        <w:spacing w:lineRule="auto"/>
+      </w:pPr>
+      <w:r>
+        <w:rPr/>
+        <w:t xml:space="preserve">Every case becomes a real trace tagged with the experiment name, and every scorer verdict lands on that trace — so the run shows up under Evaluations next to production traffic. To have the platform judge the dataset instead, start a server-side run and poll it:</w:t>
       </w:r>
     </w:p>
     <w:p>
@@ -5172,7 +5202,7 @@
         <w:rPr>
           <w:rFonts w:ascii="Courier" w:hAnsi="Courier"/>
         </w:rPr>
-        <w:t xml:space="preserve">run = client.experiments.run(      "support-golden",      judge_model="gpt-5",      name="prompt-v4 candidate",  )  evaluation_id = run["id"]              # run() returns the evaluation record  detail = client.experiments.get(evaluation_id)</w:t>
+        <w:t xml:space="preserve">run = client.experiments.run(     "support-golden",     judge_model="gpt-5",     name="prompt-v4 candidate", ) evaluation_id = run["id"]              # run() returns the evaluation record detail = client.experiments.get(evaluation_id)</w:t>
       </w:r>
     </w:p>
     <w:p>
@@ -5201,7 +5231,7 @@
       </w:r>
       <w:r>
         <w:rPr/>
-        <w:t xml:space="preserve">,  </w:t>
+        <w:t xml:space="preserve">, </w:t>
       </w:r>
       <w:r>
         <w:rPr/>
@@ -5225,7 +5255,7 @@
       </w:r>
       <w:r>
         <w:rPr/>
-        <w:t xml:space="preserve"> gives  </w:t>
+        <w:t xml:space="preserve"> gives </w:t>
       </w:r>
       <w:r>
         <w:rPr/>
@@ -5257,7 +5287,7 @@
       </w:r>
       <w:r>
         <w:rPr/>
-        <w:t xml:space="preserve">  (</w:t>
+        <w:t xml:space="preserve"> (</w:t>
       </w:r>
       <w:r>
         <w:rPr/>
@@ -5265,7 +5295,7 @@
       </w:r>
       <w:r>
         <w:rPr/>
-        <w:t xml:space="preserve"> is the shortcut used above). Each run appears under  Evaluations with its judged average, so a candidate can be compared against the baseline  before it ships.</w:t>
+        <w:t xml:space="preserve"> is the shortcut used above). Each run appears under Evaluations with its judged average, so a candidate can be compared against the baseline before it ships.</w:t>
       </w:r>
     </w:p>
     <w:p>
@@ -5294,7 +5324,7 @@
       </w:r>
       <w:r>
         <w:rPr/>
-        <w:t xml:space="preserve">. Twelve entity  classes are recognised without a server-supplied pattern:</w:t>
+        <w:t xml:space="preserve">. Twelve entity classes are recognised without a server-supplied pattern:</w:t>
       </w:r>
     </w:p>
     <w:p>
@@ -5323,7 +5353,7 @@
       </w:r>
       <w:r>
         <w:rPr/>
-        <w:t xml:space="preserve">  · </w:t>
+        <w:t xml:space="preserve"> · </w:t>
       </w:r>
       <w:r>
         <w:rPr/>
@@ -5347,7 +5377,7 @@
       </w:r>
       <w:r>
         <w:rPr/>
-        <w:t xml:space="preserve"> ·  </w:t>
+        <w:t xml:space="preserve"> · </w:t>
       </w:r>
       <w:r>
         <w:rPr/>
@@ -5379,7 +5409,7 @@
       </w:r>
       <w:r>
         <w:rPr/>
-        <w:t xml:space="preserve">  · </w:t>
+        <w:t xml:space="preserve"> · </w:t>
       </w:r>
       <w:r>
         <w:rPr/>
@@ -5402,7 +5432,7 @@
         <w:rPr>
           <w:rFonts w:ascii="Courier" w:hAnsi="Courier"/>
         </w:rPr>
-        <w:t xml:space="preserve">from fulcrum_ops import RedactionRule    fulcrum_ops.configure(      agent="Support Bot",      redaction=[          RedactionRule(name="contact-details", entity_types=["email", "phone"]),          RedactionRule(name="cards", entity_types=["credit_card"],                        applies_to=["input", "output"],                        replacement="[removed]"),      ],  )</w:t>
+        <w:t xml:space="preserve">from fulcrum_ops import RedactionRule  fulcrum_ops.configure(     agent="Support Bot",     redaction=[         RedactionRule(name="contact-details", entity_types=["email", "phone"]),         RedactionRule(name="cards", entity_types=["credit_card"],                       applies_to=["input", "output"],                       replacement="[removed]"),     ], )</w:t>
       </w:r>
     </w:p>
     <w:p>
@@ -5435,7 +5465,7 @@
       </w:r>
       <w:r>
         <w:rPr/>
-        <w:t xml:space="preserve"> is  also available. The default replacement is </w:t>
+        <w:t xml:space="preserve"> is also available. The default replacement is </w:t>
       </w:r>
       <w:r>
         <w:rPr/>
@@ -5462,7 +5492,7 @@
       </w:pPr>
       <w:r>
         <w:rPr/>
-        <w:t xml:space="preserve">Nothing about reporting blocks your agent. Items are enqueued to an in-memory deque and a  background worker cuts batches on item count, byte budget or a flush interval.</w:t>
+        <w:t xml:space="preserve">Nothing about reporting blocks your agent. Items are enqueued to an in-memory deque and a background worker cuts batches on item count, byte budget or a flush interval.</w:t>
       </w:r>
     </w:p>
     <w:tbl>
@@ -6006,7 +6036,7 @@
         <w:rPr>
           <w:rFonts w:ascii="Courier" w:hAnsi="Courier"/>
         </w:rPr>
-        <w:t xml:space="preserve">client.flush(timeout=10)   # returns False on timeout, never raises  client.close()             # idempotent; an atexit hook also flushes  client.stats()             # submitted / sent / accepted / rejected / blocked / dropped_overflow / dropped_failed</w:t>
+        <w:t xml:space="preserve">client.flush(timeout=10)   # returns False on timeout, never raises client.close()             # idempotent; an atexit hook also flushes client.stats()             # submitted / sent / accepted / rejected / blocked / dropped_overflow / dropped_failed</w:t>
       </w:r>
     </w:p>
     <w:p>
@@ -6032,7 +6062,7 @@
       </w:r>
       <w:r>
         <w:rPr/>
-        <w:t xml:space="preserve"> for a non-zero    </w:t>
+        <w:t xml:space="preserve"> for a non-zero   </w:t>
       </w:r>
       <w:r>
         <w:rPr/>
@@ -6048,7 +6078,7 @@
       </w:r>
       <w:r>
         <w:rPr/>
-        <w:t xml:space="preserve">, meaning the    agent name does not exist in the workspace or your key is bound to a different one.</w:t>
+        <w:t xml:space="preserve">, meaning the   agent name does not exist in the workspace or your key is bound to a different one.</w:t>
       </w:r>
     </w:p>
     <w:p>
@@ -6075,7 +6105,7 @@
       </w:r>
       <w:r>
         <w:rPr/>
-        <w:t xml:space="preserve">, so you can catch the ones you  care about and ignore the rest.</w:t>
+        <w:t xml:space="preserve">, so you can catch the ones you care about and ignore the rest.</w:t>
       </w:r>
     </w:p>
     <w:p>
@@ -6096,7 +6126,7 @@
       </w:r>
       <w:r>
         <w:rPr/>
-        <w:t xml:space="preserve"> ·  </w:t>
+        <w:t xml:space="preserve"> · </w:t>
       </w:r>
       <w:r>
         <w:rPr/>
@@ -6112,7 +6142,7 @@
       </w:r>
       <w:r>
         <w:rPr/>
-        <w:t xml:space="preserve"> ·  </w:t>
+        <w:t xml:space="preserve"> · </w:t>
       </w:r>
       <w:r>
         <w:rPr/>
@@ -6128,7 +6158,7 @@
       </w:r>
       <w:r>
         <w:rPr/>
-        <w:t xml:space="preserve"> ·  </w:t>
+        <w:t xml:space="preserve"> · </w:t>
       </w:r>
       <w:r>
         <w:rPr/>
@@ -6144,7 +6174,7 @@
       </w:r>
       <w:r>
         <w:rPr/>
-        <w:t xml:space="preserve"> ·  </w:t>
+        <w:t xml:space="preserve"> · </w:t>
       </w:r>
       <w:r>
         <w:rPr/>
@@ -6160,7 +6190,7 @@
       </w:r>
       <w:r>
         <w:rPr/>
-        <w:t xml:space="preserve"> ·  </w:t>
+        <w:t xml:space="preserve"> · </w:t>
       </w:r>
       <w:r>
         <w:rPr/>
@@ -6176,7 +6206,7 @@
       </w:r>
       <w:r>
         <w:rPr/>
-        <w:t xml:space="preserve"> ·  </w:t>
+        <w:t xml:space="preserve"> · </w:t>
       </w:r>
       <w:r>
         <w:rPr/>
@@ -6205,7 +6235,7 @@
       </w:pPr>
       <w:r>
         <w:rPr/>
-        <w:t xml:space="preserve">Telemetry failures never propagate into your agent path — they surface through  </w:t>
+        <w:t xml:space="preserve">Telemetry failures never propagate into your agent path — they surface through </w:t>
       </w:r>
       <w:r>
         <w:rPr/>
@@ -6236,7 +6266,7 @@
       </w:r>
       <w:r>
         <w:rPr/>
-        <w:t xml:space="preserve"> — ESM and CJS, zero runtime dependencies (it uses global  </w:t>
+        <w:t xml:space="preserve"> — ESM and CJS, zero runtime dependencies (it uses global </w:t>
       </w:r>
       <w:r>
         <w:rPr/>
@@ -6244,7 +6274,7 @@
       </w:r>
       <w:r>
         <w:rPr/>
-        <w:t xml:space="preserve">), Node 18+ or a browser. The same env vars and defaults as Python, with two  differences: there is </w:t>
+        <w:t xml:space="preserve">), Node 18+ or a browser. The same env vars and defaults as Python, with two differences: there is </w:t>
       </w:r>
       <w:r>
         <w:rPr>
@@ -6260,7 +6290,7 @@
       </w:r>
       <w:r>
         <w:rPr/>
-        <w:t xml:space="preserve"> (pass  </w:t>
+        <w:t xml:space="preserve"> (pass </w:t>
       </w:r>
       <w:r>
         <w:rPr/>
@@ -6268,7 +6298,7 @@
       </w:r>
       <w:r>
         <w:rPr/>
-        <w:t xml:space="preserve"> in code to turn it off), and the timeout variable is  </w:t>
+        <w:t xml:space="preserve"> in code to turn it off), and the timeout variable is </w:t>
       </w:r>
       <w:r>
         <w:rPr/>
@@ -6276,7 +6306,7 @@
       </w:r>
       <w:r>
         <w:rPr/>
-        <w:t xml:space="preserve"> in milliseconds, not  </w:t>
+        <w:t xml:space="preserve"> in milliseconds, not </w:t>
       </w:r>
       <w:r>
         <w:rPr/>
@@ -6295,16 +6325,16 @@
         <w:rPr>
           <w:rFonts w:ascii="Courier" w:hAnsi="Courier"/>
         </w:rPr>
-        <w:t xml:space="preserve">import { FulcrumOps } from "@fulcrum-ops/sdk";  import { trackOpenAI } from "@fulcrum-ops/sdk/openai";    const fulcrum = new FulcrumOps({ agent: "Support Bot", environment: "Production" });    await fulcrum.trace("answer", async () =&gt; {    await fulcrum.span({ name: "retrieve", type: "tool" }, (s) =&gt; {      s.setOutput({ docs: 2 });    });      await fulcrum.span({ name: "generate", type: "llm" }, async (s) =&gt; {      s.setModel("gpt-5", "azure");      s.setUsage({ promptTokens: 180, completionTokens: 42 });      s.setOutput("Ships in 2 days.");    });  });    await fulcrum.close();</w:t>
-      </w:r>
-    </w:p>
-    <w:p>
-      <w:pPr>
-        <w:spacing w:lineRule="auto"/>
-      </w:pPr>
-      <w:r>
-        <w:rPr/>
-        <w:t xml:space="preserve">Tracing is callback-style rather than decorator-style; nesting uses  </w:t>
+        <w:t xml:space="preserve">import { FulcrumOps } from "@fulcrum-ops/sdk"; import { trackOpenAI } from "@fulcrum-ops/sdk/openai";  const fulcrum = new FulcrumOps({ agent: "Support Bot", environment: "Production" });  await fulcrum.trace("answer", async () =&gt; {   await fulcrum.span({ name: "retrieve", type: "tool" }, (s) =&gt; {     s.setOutput({ docs: 2 });   });    await fulcrum.span({ name: "generate", type: "llm" }, async (s) =&gt; {     s.setModel("gpt-5", "azure");     s.setUsage({ promptTokens: 180, completionTokens: 42 });     s.setOutput("Ships in 2 days.");   }); });  await fulcrum.close();</w:t>
+      </w:r>
+    </w:p>
+    <w:p>
+      <w:pPr>
+        <w:spacing w:lineRule="auto"/>
+      </w:pPr>
+      <w:r>
+        <w:rPr/>
+        <w:t xml:space="preserve">Tracing is callback-style rather than decorator-style; nesting uses </w:t>
       </w:r>
       <w:r>
         <w:rPr/>
@@ -6312,7 +6342,7 @@
       </w:r>
       <w:r>
         <w:rPr/>
-        <w:t xml:space="preserve"> on Node and a stack fallback in browsers. Subpath exports:  </w:t>
+        <w:t xml:space="preserve"> on Node and a stack fallback in browsers. Subpath exports: </w:t>
       </w:r>
       <w:r>
         <w:rPr/>
@@ -6355,7 +6385,7 @@
       </w:pPr>
       <w:r>
         <w:rPr/>
-        <w:t xml:space="preserve">An agent already emitting OpenTelemetry needs no Fulcrum code. Point the exporter at the control  plane and it lands in the same pipeline, with identical policy, guardrail, entitlement and quota  treatment.</w:t>
+        <w:t xml:space="preserve">An agent already emitting OpenTelemetry needs no Fulcrum code. Point the exporter at the control plane and it lands in the same pipeline, with identical policy, guardrail, entitlement and quota treatment.</w:t>
       </w:r>
     </w:p>
     <w:p>
@@ -6366,7 +6396,7 @@
         <w:rPr>
           <w:rFonts w:ascii="Courier" w:hAnsi="Courier"/>
         </w:rPr>
-        <w:t xml:space="preserve">from opentelemetry.exporter.otlp.proto.http.trace_exporter import OTLPSpanExporter    OTLPSpanExporter(      endpoint="https://your-control-plane/v1/traces",      headers={"X-Fulcrum-Api-Key": "fo_live_..."},  )  # resource attribute service.name  -&gt;  matched to the registered agent  # span attributes gen_ai.* / llm.* -&gt;  model, tokens, provider</w:t>
+        <w:t xml:space="preserve">from opentelemetry.exporter.otlp.proto.http.trace_exporter import OTLPSpanExporter  OTLPSpanExporter(     endpoint="https://your-control-plane/v1/traces",     headers={"X-Fulcrum-Api-Key": "fo_live_..."}, ) # resource attribute service.name  -&gt;  matched to the registered agent # span attributes gen_ai.* / llm.* -&gt;  model, tokens, provider</w:t>
       </w:r>
     </w:p>
     <w:tbl>
@@ -6782,7 +6812,7 @@
       </w:pPr>
       <w:r>
         <w:rPr/>
-        <w:t xml:space="preserve">Use this when you do not own the agent source, or when a team has standardised on OpenTelemetry  and will not adopt a vendor SDK. Use the SDK when you want prompts, datasets, redaction and  guardrail reporting, none of which OTLP carries.</w:t>
+        <w:t xml:space="preserve">Use this when you do not own the agent source, or when a team has standardised on OpenTelemetry and will not adopt a vendor SDK. Use the SDK when you want prompts, datasets, redaction and guardrail reporting, none of which OTLP carries.</w:t>
       </w:r>
     </w:p>
     <w:p>
@@ -6801,7 +6831,7 @@
       </w:pPr>
       <w:r>
         <w:rPr/>
-        <w:t xml:space="preserve">Connecting an agent is the same five steps every time: register it, mint a key bound to it,  instrument the entry point, wire the environment, and verify a run actually arrived. That sequence  ships as a skill at </w:t>
+        <w:t xml:space="preserve">Connecting an agent is the same five steps every time: register it, mint a key bound to it, instrument the entry point, wire the environment, and verify a run actually arrived. That sequence ships as a skill at </w:t>
       </w:r>
       <w:r>
         <w:rPr/>
@@ -6809,16 +6839,16 @@
       </w:r>
       <w:r>
         <w:rPr/>
-        <w:t xml:space="preserve">, so an assistant can do it against a repo  rather than a person doing it by hand.</w:t>
-      </w:r>
-    </w:p>
-    <w:p>
-      <w:pPr>
-        <w:spacing w:lineRule="auto"/>
-      </w:pPr>
-      <w:r>
-        <w:rPr/>
-        <w:t xml:space="preserve">Point it at an agent codebase and it will read the code to find the entry point, the model calls  and any safety checks already present; register and activate the agent; mint a bound ingest key;  add the dependency and the instrumentation; place the key where that runtime expects secrets; then  run the agent once and confirm the run is visible with the right agent, model, tokens and span  tree.</w:t>
+        <w:t xml:space="preserve">, so an assistant can do it against a repo rather than a person doing it by hand.</w:t>
+      </w:r>
+    </w:p>
+    <w:p>
+      <w:pPr>
+        <w:spacing w:lineRule="auto"/>
+      </w:pPr>
+      <w:r>
+        <w:rPr/>
+        <w:t xml:space="preserve">Point it at an agent codebase and it will read the code to find the entry point, the model calls and any safety checks already present; register and activate the agent; mint a bound ingest key; add the dependency and the instrumentation; place the key where that runtime expects secrets; then run the agent once and confirm the run is visible with the right agent, model, tokens and span tree.</w:t>
       </w:r>
     </w:p>
     <w:p>
@@ -6836,7 +6866,7 @@
       </w:pPr>
       <w:r>
         <w:rPr/>
-        <w:t xml:space="preserve">The skill will not report success on an unverified integration. "It should be reporting now"    is not the deliverable — a run visible in Live Runs is, with its model populated and its tokens    non-zero. If nothing arrived it works the diagnosis list instead: key present in the process,    agent Active, </w:t>
+        <w:t xml:space="preserve">The skill will not report success on an unverified integration. "It should be reporting now"   is not the deliverable — a run visible in Live Runs is, with its model populated and its tokens   non-zero. If nothing arrived it works the diagnosis list instead: key present in the process,   agent Active, </w:t>
       </w:r>
       <w:r>
         <w:rPr/>
@@ -6844,7 +6874,7 @@
       </w:r>
       <w:r>
         <w:rPr/>
-        <w:t xml:space="preserve"> showing rejections, base URL reachable from where the agent    runs.</w:t>
+        <w:t xml:space="preserve"> showing rejections, base URL reachable from where the agent   runs.</w:t>
       </w:r>
     </w:p>
     <w:p>
@@ -6882,7 +6912,7 @@
       </w:pPr>
       <w:r>
         <w:rPr/>
-        <w:t xml:space="preserve">Real-time observability of agent executions across every connected platform. This is the screen  you leave open.</w:t>
+        <w:t xml:space="preserve">Real-time observability of agent executions across every connected platform. This is the screen you leave open.</w:t>
       </w:r>
     </w:p>
     <w:p>
@@ -6897,7 +6927,7 @@
       </w:r>
       <w:r>
         <w:rPr/>
-        <w:t xml:space="preserve"> total runs, success rate, average latency, policy violations, tokens  used, estimated cost, fallback rate, human escalations.</w:t>
+        <w:t xml:space="preserve"> total runs, success rate, average latency, policy violations, tokens used, estimated cost, fallback rate, human escalations.</w:t>
       </w:r>
     </w:p>
     <w:p>
@@ -6912,7 +6942,7 @@
       </w:r>
       <w:r>
         <w:rPr/>
-        <w:t xml:space="preserve"> a server-sent event connection pushes new runs as they arrive,  reconnecting with exponential backoff up to 30 seconds if the connection drops. The LIVE badge in  the header tells you the stream is attached.</w:t>
+        <w:t xml:space="preserve"> a server-sent event connection pushes new runs as they arrive, reconnecting with exponential backoff up to 30 seconds if the connection drops. The LIVE badge in the header tells you the stream is attached.</w:t>
       </w:r>
     </w:p>
     <w:p>
@@ -6927,7 +6957,7 @@
       </w:r>
       <w:r>
         <w:rPr/>
-        <w:t xml:space="preserve"> free-text search, tenant, source platform, status (Completed, Warned,  Failed, Running), risk, policy result (Allowed, Warned, Blocked) and a time range.</w:t>
+        <w:t xml:space="preserve"> free-text search, tenant, source platform, status (Completed, Warned, Failed, Running), risk, policy result (Allowed, Warned, Blocked) and a time range.</w:t>
       </w:r>
     </w:p>
     <w:p>
@@ -6942,7 +6972,7 @@
       </w:r>
       <w:r>
         <w:rPr/>
-        <w:t xml:space="preserve"> run id, source, agent, status, model, input preview, tools,  tokens, cost, duration, confidence, risk, policy, tenant, time.</w:t>
+        <w:t xml:space="preserve"> run id, source, agent, status, model, input preview, tools, tokens, cost, duration, confidence, risk, policy, tenant, time.</w:t>
       </w:r>
     </w:p>
     <w:p>
@@ -6957,7 +6987,7 @@
       </w:r>
       <w:r>
         <w:rPr/>
-        <w:t xml:space="preserve"> for the run inspector: execution summary, prompt and response,  model and cost, tools and connectors, guardrails and policy verdicts, retrieval and citations,  errors and fallbacks, and audit and replay. From there, </w:t>
+        <w:t xml:space="preserve"> for the run inspector: execution summary, prompt and response, model and cost, tools and connectors, guardrails and policy verdicts, retrieval and citations, errors and fallbacks, and audit and replay. From there, </w:t>
       </w:r>
       <w:r>
         <w:rPr>
@@ -6967,7 +6997,7 @@
       </w:r>
       <w:r>
         <w:rPr/>
-        <w:t xml:space="preserve"> opens the  span tree and </w:t>
+        <w:t xml:space="preserve"> opens the span tree and </w:t>
       </w:r>
       <w:r>
         <w:rPr>
@@ -7020,7 +7050,7 @@
       </w:pPr>
       <w:r>
         <w:rPr/>
-        <w:t xml:space="preserve">Step through a recorded execution with its prompt, retrieval, tool and guardrail context. Where  Live Runs tells you </w:t>
+        <w:t xml:space="preserve">Step through a recorded execution with its prompt, retrieval, tool and guardrail context. Where Live Runs tells you </w:t>
       </w:r>
       <w:r>
         <w:rPr/>
@@ -7036,7 +7066,7 @@
       </w:r>
       <w:r>
         <w:rPr/>
-        <w:t xml:space="preserve"> — the  span tree with timings, so you can see the model call that took six seconds, the tool that returned  nothing, or the guardrail that fired between them.</w:t>
+        <w:t xml:space="preserve"> — the span tree with timings, so you can see the model call that took six seconds, the tool that returned nothing, or the guardrail that fired between them.</w:t>
       </w:r>
     </w:p>
     <w:p>
@@ -7068,7 +7098,7 @@
       </w:r>
       <w:r>
         <w:rPr/>
-        <w:t xml:space="preserve"> run  history — pick an agent, and every run it has ever recorded is listed newest first, each row with  its status, time, input preview, tokens and duration. Unlike Live Runs there is no time window:  </w:t>
+        <w:t xml:space="preserve"> run history — pick an agent, and every run it has ever recorded is listed newest first, each row with its status, time, input preview, tokens and duration. Unlike Live Runs there is no time window: </w:t>
       </w:r>
       <w:r>
         <w:rPr>
@@ -7078,16 +7108,16 @@
       </w:r>
       <w:r>
         <w:rPr/>
-        <w:t xml:space="preserve"> pages back through the whole history until the rail says  "Full history", so a run from months ago is as reachable as one from this morning. Clicking any  row loads its replay.</w:t>
-      </w:r>
-    </w:p>
-    <w:p>
-      <w:pPr>
-        <w:spacing w:lineRule="auto"/>
-      </w:pPr>
-      <w:r>
-        <w:rPr/>
-        <w:t xml:space="preserve">Arriving from Live Runs — the row action, the inspector's Replay button, or the trace view —  loads </w:t>
+        <w:t xml:space="preserve"> pages back through the whole history until the rail says "Full history", so a run from months ago is as reachable as one from this morning. Clicking any row loads its replay.</w:t>
+      </w:r>
+    </w:p>
+    <w:p>
+      <w:pPr>
+        <w:spacing w:lineRule="auto"/>
+      </w:pPr>
+      <w:r>
+        <w:rPr/>
+        <w:t xml:space="preserve">Arriving from Live Runs — the row action, the inspector's Replay button, or the trace view — loads </w:t>
       </w:r>
       <w:r>
         <w:rPr/>
@@ -7095,7 +7125,7 @@
       </w:r>
       <w:r>
         <w:rPr/>
-        <w:t xml:space="preserve"> run directly and selects its agent in the browser. A run that genuinely cannot  be loaded says so and leaves the browser usable, rather than quietly substituting a different  execution.</w:t>
+        <w:t xml:space="preserve"> run directly and selects its agent in the browser. A run that genuinely cannot be loaded says so and leaves the browser usable, rather than quietly substituting a different execution.</w:t>
       </w:r>
     </w:p>
     <w:p>
@@ -7123,7 +7153,7 @@
       </w:pPr>
       <w:r>
         <w:rPr/>
-        <w:t xml:space="preserve">Platform-wide execution, latency, token and cost trends over a selectable window (24h, 7d, 30d,  90d), each KPI measured twice — once over the window, once over the window immediately before it —  so a delta compares equal spans of time.</w:t>
+        <w:t xml:space="preserve">Platform-wide execution, latency, token and cost trends over a selectable window (24h, 7d, 30d, 90d), each KPI measured twice — once over the window, once over the window immediately before it — so a delta compares equal spans of time.</w:t>
       </w:r>
     </w:p>
     <w:p>
@@ -7161,7 +7191,7 @@
       </w:r>
       <w:r>
         <w:rPr/>
-        <w:t xml:space="preserve">,  </w:t>
+        <w:t xml:space="preserve">, </w:t>
       </w:r>
       <w:r>
         <w:rPr/>
@@ -7193,7 +7223,7 @@
       </w:r>
       <w:r>
         <w:rPr/>
-        <w:t xml:space="preserve">,  </w:t>
+        <w:t xml:space="preserve">, </w:t>
       </w:r>
       <w:r>
         <w:rPr/>
@@ -7217,7 +7247,7 @@
       </w:r>
       <w:r>
         <w:rPr/>
-        <w:t xml:space="preserve">. The first six come from the  telemetry engine; violations and escalations come from your own governance tables, and they land on  the same bucket grid so one chart can carry both.</w:t>
+        <w:t xml:space="preserve">. The first six come from the telemetry engine; violations and escalations come from your own governance tables, and they land on the same bucket grid so one chart can carry both.</w:t>
       </w:r>
     </w:p>
     <w:p>
@@ -7232,7 +7262,7 @@
       </w:r>
       <w:r>
         <w:rPr/>
-        <w:t xml:space="preserve"> per-model usage (runs, tokens, cost, share) and per-platform runs.  Export the whole daily table as CSV.</w:t>
+        <w:t xml:space="preserve"> per-model usage (runs, tokens, cost, share) and per-platform runs. Export the whole daily table as CSV.</w:t>
       </w:r>
     </w:p>
     <w:p>
@@ -7247,7 +7277,7 @@
       </w:r>
       <w:r>
         <w:rPr/>
-        <w:t xml:space="preserve"> The agent picker beside the window control narrows every  number on the screen — KPIs, both charts, the model table and the export — to one agent. The same  filter is available on the API as a repeatable </w:t>
+        <w:t xml:space="preserve"> The agent picker beside the window control narrows every number on the screen — KPIs, both charts, the model table and the export — to one agent. The same filter is available on the API as a repeatable </w:t>
       </w:r>
       <w:r>
         <w:rPr/>
@@ -7255,7 +7285,7 @@
       </w:r>
       <w:r>
         <w:rPr/>
-        <w:t xml:space="preserve"> parameter on  </w:t>
+        <w:t xml:space="preserve"> parameter on </w:t>
       </w:r>
       <w:r>
         <w:rPr/>
@@ -7287,7 +7317,7 @@
       </w:r>
       <w:r>
         <w:rPr/>
-        <w:t xml:space="preserve">  and </w:t>
+        <w:t xml:space="preserve"> and </w:t>
       </w:r>
       <w:r>
         <w:rPr/>
@@ -7295,7 +7325,7 @@
       </w:r>
       <w:r>
         <w:rPr/>
-        <w:t xml:space="preserve">, so you can compare a few agents in one call. Agent Registry has a  </w:t>
+        <w:t xml:space="preserve">, so you can compare a few agents in one call. Agent Registry has a </w:t>
       </w:r>
       <w:r>
         <w:rPr>
@@ -7323,7 +7353,7 @@
       </w:pPr>
       <w:r>
         <w:rPr/>
-        <w:t xml:space="preserve">Percentiles are combined across agents as a runs-weighted mean, because no cross-project    percentile exists. If the store reports no series for a bucket, the chart is empty there rather    than interpolated — a neighbouring percentile is a different number and showing it under this    name would be a lie.</w:t>
+        <w:t xml:space="preserve">Percentiles are combined across agents as a runs-weighted mean, because no cross-project   percentile exists. If the store reports no series for a bucket, the chart is empty there rather   than interpolated — a neighbouring percentile is a different number and showing it under this   name would be a lie.</w:t>
       </w:r>
     </w:p>
     <w:p>
@@ -7380,7 +7410,7 @@
       </w:r>
       <w:r>
         <w:rPr/>
-        <w:t xml:space="preserve"> takes a name, a kind, an endpoint URL and free-form  metadata pairs such as Environment or Authentication. The kinds fall in two groups: the agent  platforms (</w:t>
+        <w:t xml:space="preserve"> takes a name, a kind, an endpoint URL and free-form metadata pairs such as Environment or Authentication. The kinds fall in two groups: the agent platforms (</w:t>
       </w:r>
       <w:r>
         <w:rPr/>
@@ -7404,7 +7434,7 @@
       </w:r>
       <w:r>
         <w:rPr/>
-        <w:t xml:space="preserve">,  </w:t>
+        <w:t xml:space="preserve">, </w:t>
       </w:r>
       <w:r>
         <w:rPr/>
@@ -7420,7 +7450,7 @@
       </w:r>
       <w:r>
         <w:rPr/>
-        <w:t xml:space="preserve">) — the kinds whose traffic can be attributed  to agents — and the infrastructure kinds (</w:t>
+        <w:t xml:space="preserve">) — the kinds whose traffic can be attributed to agents — and the infrastructure kinds (</w:t>
       </w:r>
       <w:r>
         <w:rPr/>
@@ -7436,7 +7466,7 @@
       </w:r>
       <w:r>
         <w:rPr/>
-        <w:t xml:space="preserve">,  </w:t>
+        <w:t xml:space="preserve">, </w:t>
       </w:r>
       <w:r>
         <w:rPr/>
@@ -7452,7 +7482,7 @@
       </w:r>
       <w:r>
         <w:rPr/>
-        <w:t xml:space="preserve">), which cannot host an agent and are  governed through their tools instead.</w:t>
+        <w:t xml:space="preserve">), which cannot host an agent and are governed through their tools instead.</w:t>
       </w:r>
     </w:p>
     <w:p>
@@ -7467,7 +7497,7 @@
       </w:r>
       <w:r>
         <w:rPr/>
-        <w:t xml:space="preserve"> probes the endpoint and reports what came back. The probe  carries no credentials, so it answers reachability only — and a 401 is a </w:t>
+        <w:t xml:space="preserve"> probes the endpoint and reports what came back. The probe carries no credentials, so it answers reachability only — and a 401 is a </w:t>
       </w:r>
       <w:r>
         <w:rPr/>
@@ -7475,7 +7505,7 @@
       </w:r>
       <w:r>
         <w:rPr/>
-        <w:t xml:space="preserve"> answer,  because it proves the endpoint is up and guarding itself.</w:t>
+        <w:t xml:space="preserve"> answer, because it proves the endpoint is up and guarding itself.</w:t>
       </w:r>
     </w:p>
     <w:p>
@@ -7506,11 +7536,11 @@
         <w:rPr>
           <w:b/>
         </w:rPr>
-        <w:t xml:space="preserve">Sync  All</w:t>
-      </w:r>
-      <w:r>
-        <w:rPr/>
-        <w:t xml:space="preserve"> do the whole list. Every test, sync and registration is recorded in the activity feed  below the table, and connection health is charted beside it.</w:t>
+        <w:t xml:space="preserve">Sync All</w:t>
+      </w:r>
+      <w:r>
+        <w:rPr/>
+        <w:t xml:space="preserve"> do the whole list. Every test, sync and registration is recorded in the activity feed below the table, and connection health is charted beside it.</w:t>
       </w:r>
     </w:p>
     <w:p>
@@ -7525,25 +7555,25 @@
       </w:r>
       <w:r>
         <w:rPr/>
-        <w:t xml:space="preserve"> answers the question health cannot: is anything actually  using this. It lists every tool the agents on this platform called — with call counts, error rate,  average duration and when it was last used — and the retrieval and data operations alongside them,  over a 7, 30 or 90 day window.</w:t>
-      </w:r>
-    </w:p>
-    <w:p>
-      <w:pPr>
-        <w:spacing w:lineRule="auto"/>
-      </w:pPr>
-      <w:r>
-        <w:rPr/>
-        <w:t xml:space="preserve">Nothing there is declared on the connection. It is derived from the spans of agents whose  platform matches the connection's kind, so an empty result means no agent reported through it in  the window — a different statement from the connection being unhealthy, and the screen says which  of the two it is.</w:t>
-      </w:r>
-    </w:p>
-    <w:p>
-      <w:pPr>
-        <w:spacing w:lineRule="auto"/>
-      </w:pPr>
-      <w:r>
-        <w:rPr/>
-        <w:t xml:space="preserve">There is a third case, and it is said plainly rather than shown as a zero. Connection kinds are a  superset of agent platforms: an agent runs </w:t>
+        <w:t xml:space="preserve"> answers the question health cannot: is anything actually using this. It lists every tool the agents on this platform called — with call counts, error rate, average duration and when it was last used — and the retrieval and data operations alongside them, over a 7, 30 or 90 day window.</w:t>
+      </w:r>
+    </w:p>
+    <w:p>
+      <w:pPr>
+        <w:spacing w:lineRule="auto"/>
+      </w:pPr>
+      <w:r>
+        <w:rPr/>
+        <w:t xml:space="preserve">Nothing there is declared on the connection. It is derived from the spans of agents whose platform matches the connection's kind, so an empty result means no agent reported through it in the window — a different statement from the connection being unhealthy, and the screen says which of the two it is.</w:t>
+      </w:r>
+    </w:p>
+    <w:p>
+      <w:pPr>
+        <w:spacing w:lineRule="auto"/>
+      </w:pPr>
+      <w:r>
+        <w:rPr/>
+        <w:t xml:space="preserve">There is a third case, and it is said plainly rather than shown as a zero. Connection kinds are a superset of agent platforms: an agent runs </w:t>
       </w:r>
       <w:r>
         <w:rPr/>
@@ -7551,7 +7581,7 @@
       </w:r>
       <w:r>
         <w:rPr/>
-        <w:t xml:space="preserve"> Azure AI Foundry, but nothing runs "on" a  Vector Database or a Custom REST API. For those kinds traffic cannot be attributed at all, the  response sets </w:t>
+        <w:t xml:space="preserve"> Azure AI Foundry, but nothing runs "on" a Vector Database or a Custom REST API. For those kinds traffic cannot be attributed at all, the response sets </w:t>
       </w:r>
       <w:r>
         <w:rPr/>
@@ -7559,7 +7589,7 @@
       </w:r>
       <w:r>
         <w:rPr/>
-        <w:t xml:space="preserve">, and the panel says so and points at Connector &amp;  MCP Governance, which is where tools reached through them are governed. On the API this is  </w:t>
+        <w:t xml:space="preserve">, and the panel says so and points at Connector &amp; MCP Governance, which is where tools reached through them are governed. On the API this is </w:t>
       </w:r>
       <w:r>
         <w:rPr/>
@@ -7614,7 +7644,7 @@
       </w:r>
       <w:r>
         <w:rPr/>
-        <w:t xml:space="preserve"> requires a name and takes platform, environment, agent type  (Pro-code, Low-code, Copilot), risk level, description and an owner. Registration is what creates  the agent telemetry namespace, so nothing can report until this exists.</w:t>
+        <w:t xml:space="preserve"> requires a name and takes platform, environment, agent type (Pro-code, Low-code, Copilot), risk level, description and an owner. Registration is what creates the agent telemetry namespace, so nothing can report until this exists.</w:t>
       </w:r>
     </w:p>
     <w:p>
@@ -7637,7 +7667,7 @@
       </w:r>
       <w:r>
         <w:rPr/>
-        <w:t xml:space="preserve"> and move to  </w:t>
+        <w:t xml:space="preserve"> and move to </w:t>
       </w:r>
       <w:r>
         <w:rPr/>
@@ -7653,7 +7683,7 @@
       </w:r>
       <w:r>
         <w:rPr/>
-        <w:t xml:space="preserve">. Only listed transitions are allowed; anything else is  refused with a 409. An inactive agent cannot ingest.</w:t>
+        <w:t xml:space="preserve">. Only listed transitions are allowed; anything else is refused with a 409. An inactive agent cannot ingest.</w:t>
       </w:r>
     </w:p>
     <w:p>
@@ -7668,7 +7698,7 @@
       </w:r>
       <w:r>
         <w:rPr/>
-        <w:t xml:space="preserve"> activate, deactivate (with a reason), clone, run, export the  configuration manifest, and delete.</w:t>
+        <w:t xml:space="preserve"> activate, deactivate (with a reason), clone, run, export the configuration manifest, and delete.</w:t>
       </w:r>
     </w:p>
     <w:p>
@@ -7711,7 +7741,7 @@
       </w:r>
       <w:r>
         <w:rPr/>
-        <w:t xml:space="preserve"> — status, owner, risk, environment, and its run statistics for the  window. </w:t>
+        <w:t xml:space="preserve"> — status, owner, risk, environment, and its run statistics for the window. </w:t>
       </w:r>
       <w:r>
         <w:rPr>
@@ -7721,7 +7751,7 @@
       </w:r>
       <w:r>
         <w:rPr/>
-        <w:t xml:space="preserve"> — its executions, the Live Runs table scoped to this agent.  </w:t>
+        <w:t xml:space="preserve"> — its executions, the Live Runs table scoped to this agent. </w:t>
       </w:r>
       <w:r>
         <w:rPr>
@@ -7731,7 +7761,7 @@
       </w:r>
       <w:r>
         <w:rPr/>
-        <w:t xml:space="preserve"> — the model it is configured with and its system prompt.  </w:t>
+        <w:t xml:space="preserve"> — the model it is configured with and its system prompt. </w:t>
       </w:r>
       <w:r>
         <w:rPr>
@@ -7741,7 +7771,7 @@
       </w:r>
       <w:r>
         <w:rPr/>
-        <w:t xml:space="preserve"> — what it is granted permission to call.  </w:t>
+        <w:t xml:space="preserve"> — what it is granted permission to call. </w:t>
       </w:r>
       <w:r>
         <w:rPr>
@@ -7751,7 +7781,7 @@
       </w:r>
       <w:r>
         <w:rPr/>
-        <w:t xml:space="preserve"> — access scope and controls.  </w:t>
+        <w:t xml:space="preserve"> — access scope and controls. </w:t>
       </w:r>
       <w:r>
         <w:rPr>
@@ -7761,7 +7791,7 @@
       </w:r>
       <w:r>
         <w:rPr/>
-        <w:t xml:space="preserve"> — its stores and sessions.  </w:t>
+        <w:t xml:space="preserve"> — its stores and sessions. </w:t>
       </w:r>
       <w:r>
         <w:rPr>
@@ -7771,7 +7801,7 @@
       </w:r>
       <w:r>
         <w:rPr/>
-        <w:t xml:space="preserve"> — quality results for this agent.  </w:t>
+        <w:t xml:space="preserve"> — quality results for this agent. </w:t>
       </w:r>
       <w:r>
         <w:rPr>
@@ -7781,7 +7811,7 @@
       </w:r>
       <w:r>
         <w:rPr/>
-        <w:t xml:space="preserve"> — the versioned config, where you commit a new prompt version and  diff two versions against each other.  </w:t>
+        <w:t xml:space="preserve"> — the versioned config, where you commit a new prompt version and diff two versions against each other. </w:t>
       </w:r>
       <w:r>
         <w:rPr>
@@ -7800,7 +7830,7 @@
       </w:pPr>
       <w:r>
         <w:rPr/>
-        <w:t xml:space="preserve">Version history is real: each commit of the system prompt is a version, and the diff view shows  exactly what changed between any two.</w:t>
+        <w:t xml:space="preserve">Version history is real: each commit of the system prompt is a version, and the diff view shows exactly what changed between any two.</w:t>
       </w:r>
     </w:p>
     <w:p>
@@ -7836,7 +7866,7 @@
       </w:pPr>
       <w:r>
         <w:rPr/>
-        <w:t xml:space="preserve">Govern and monitor all tools, connectors and MCP servers agents may use. Tabs scope the list to  </w:t>
+        <w:t xml:space="preserve">Govern and monitor all tools, connectors and MCP servers agents may use. Tabs scope the list to </w:t>
       </w:r>
       <w:r>
         <w:rPr>
@@ -7866,7 +7896,7 @@
       </w:r>
       <w:r>
         <w:rPr/>
-        <w:t xml:space="preserve">,  </w:t>
+        <w:t xml:space="preserve">, </w:t>
       </w:r>
       <w:r>
         <w:rPr>
@@ -7917,7 +7947,7 @@
       </w:r>
       <w:r>
         <w:rPr/>
-        <w:t xml:space="preserve">,  </w:t>
+        <w:t xml:space="preserve">, </w:t>
       </w:r>
       <w:r>
         <w:rPr/>
@@ -7941,7 +7971,7 @@
       </w:r>
       <w:r>
         <w:rPr/>
-        <w:t xml:space="preserve">), provider, risk level,  access level (Read, Read-Write, Admin), data classification, auth mode, endpoint URL and scopes.</w:t>
+        <w:t xml:space="preserve">), provider, risk level, access level (Read, Read-Write, Admin), data classification, auth mode, endpoint URL and scopes.</w:t>
       </w:r>
     </w:p>
     <w:p>
@@ -7966,7 +7996,7 @@
       </w:r>
       <w:r>
         <w:rPr/>
-        <w:t xml:space="preserve"> and  </w:t>
+        <w:t xml:space="preserve"> and </w:t>
       </w:r>
       <w:r>
         <w:rPr/>
@@ -7974,7 +8004,7 @@
       </w:r>
       <w:r>
         <w:rPr/>
-        <w:t xml:space="preserve"> — are legacy groupings: the dialog no longer offers them, but rows registered  through the API may still carry them and the tab filters still honour them. Treat a  </w:t>
+        <w:t xml:space="preserve"> — are legacy groupings: the dialog no longer offers them, but rows registered through the API may still carry them and the tab filters still honour them. Treat a </w:t>
       </w:r>
       <w:r>
         <w:rPr/>
@@ -8005,17 +8035,17 @@
       </w:r>
       <w:r>
         <w:rPr/>
-        <w:t xml:space="preserve"> requires a reason and is the interesting state change. A blocked connector  keeps its row, its grants and its history, and </w:t>
-      </w:r>
-      <w:r>
-        <w:rPr>
-          <w:b/>
-        </w:rPr>
-        <w:t xml:space="preserve">every agent holding a grant fails closed  against it</w:t>
-      </w:r>
-      <w:r>
-        <w:rPr/>
-        <w:t xml:space="preserve"> from that moment. That is how you stop a tool estate-wide without editing a  single agent.</w:t>
+        <w:t xml:space="preserve"> requires a reason and is the interesting state change. A blocked connector keeps its row, its grants and its history, and </w:t>
+      </w:r>
+      <w:r>
+        <w:rPr>
+          <w:b/>
+        </w:rPr>
+        <w:t xml:space="preserve">every agent holding a grant fails closed against it</w:t>
+      </w:r>
+      <w:r>
+        <w:rPr/>
+        <w:t xml:space="preserve"> from that moment. That is how you stop a tool estate-wide without editing a single agent.</w:t>
       </w:r>
     </w:p>
     <w:p>
@@ -8033,7 +8063,7 @@
       </w:pPr>
       <w:r>
         <w:rPr/>
-        <w:t xml:space="preserve">Connectors are a registry, not a discovery feed. Nothing here is created from observed traffic:    a connector exists because a person registered it and granted it. That makes "what this agent may    call" an approval decision rather than an inventory of what it happened to call.</w:t>
+        <w:t xml:space="preserve">Connectors are a registry, not a discovery feed. Nothing here is created from observed traffic:   a connector exists because a person registered it and granted it. That makes "what this agent may   call" an approval decision rather than an inventory of what it happened to call.</w:t>
       </w:r>
     </w:p>
     <w:p>
@@ -8065,7 +8095,7 @@
       </w:pPr>
       <w:r>
         <w:rPr/>
-        <w:t xml:space="preserve">Create, manage and enforce the rules that run on every ingest. Tabs filter by category:  Access Control, Guardrails, Data Protection, Approval &amp; Escalation, Routing &amp; Orchestration,  Usage &amp; Quotas, Logging &amp; Retention, Security, Compliance.</w:t>
+        <w:t xml:space="preserve">Create, manage and enforce the rules that run on every ingest. Tabs filter by category: Access Control, Guardrails, Data Protection, Approval &amp; Escalation, Routing &amp; Orchestration, Usage &amp; Quotas, Logging &amp; Retention, Security, Compliance.</w:t>
       </w:r>
     </w:p>
     <w:p>
@@ -8080,7 +8110,7 @@
       </w:r>
       <w:r>
         <w:rPr/>
-        <w:t xml:space="preserve"> takes a name, category, enforcement, scope, risk level and  status. Optionally supply a </w:t>
+        <w:t xml:space="preserve"> takes a name, category, enforcement, scope, risk level and status. Optionally supply a </w:t>
       </w:r>
       <w:r>
         <w:rPr/>
@@ -8595,7 +8625,7 @@
       </w:r>
       <w:r>
         <w:rPr/>
-        <w:t xml:space="preserve"> activate, deactivate (with a reason), clone, import and export a policy  bundle as JSON. A </w:t>
+        <w:t xml:space="preserve"> activate, deactivate (with a reason), clone, import and export a policy bundle as JSON. A </w:t>
       </w:r>
       <w:r>
         <w:rPr>
@@ -8605,16 +8635,16 @@
       </w:r>
       <w:r>
         <w:rPr/>
-        <w:t xml:space="preserve"> view lists what each policy has actually caught, which  is the honest test of whether a rule is doing anything.</w:t>
-      </w:r>
-    </w:p>
-    <w:p>
-      <w:pPr>
-        <w:spacing w:lineRule="auto"/>
-      </w:pPr>
-      <w:r>
-        <w:rPr/>
-        <w:t xml:space="preserve">Policies reach an agent either by explicit binding or by scope match, and per-agent or per-tag  exceptions remove specific agents from a rule that would otherwise cover them.</w:t>
+        <w:t xml:space="preserve"> view lists what each policy has actually caught, which is the honest test of whether a rule is doing anything.</w:t>
+      </w:r>
+    </w:p>
+    <w:p>
+      <w:pPr>
+        <w:spacing w:lineRule="auto"/>
+      </w:pPr>
+      <w:r>
+        <w:rPr/>
+        <w:t xml:space="preserve">Policies reach an agent either by explicit binding or by scope match, and per-agent or per-tag exceptions remove specific agents from a rule that would otherwise cover them.</w:t>
       </w:r>
     </w:p>
     <w:p>
@@ -8669,7 +8699,7 @@
       </w:r>
       <w:r>
         <w:rPr/>
-        <w:t xml:space="preserve"> or  </w:t>
+        <w:t xml:space="preserve"> or </w:t>
       </w:r>
       <w:r>
         <w:rPr/>
@@ -8677,7 +8707,7 @@
       </w:r>
       <w:r>
         <w:rPr/>
-        <w:t xml:space="preserve"> policy — typical triggers are a financial action above a threshold, a bulk  data export, an external communication, or a production config change. Approve, reject, escalate,  or add a comment; every decision records who, when and why.</w:t>
+        <w:t xml:space="preserve"> policy — typical triggers are a financial action above a threshold, a bulk data export, an external communication, or a production config change. Approve, reject, escalate, or add a comment; every decision records who, when and why.</w:t>
       </w:r>
     </w:p>
     <w:p>
@@ -8692,7 +8722,7 @@
       </w:r>
       <w:r>
         <w:rPr/>
-        <w:t xml:space="preserve"> an append-only, hash-chained trail of every governance action across  every screen, filterable by actor, action, entity and time. </w:t>
+        <w:t xml:space="preserve"> an append-only, hash-chained trail of every governance action across every screen, filterable by actor, action, entity and time. </w:t>
       </w:r>
       <w:r>
         <w:rPr>
@@ -8702,7 +8732,7 @@
       </w:r>
       <w:r>
         <w:rPr/>
-        <w:t xml:space="preserve"> re-walks the  chain and confirms no row has been altered or removed — the point of hash-chaining is that  tampering is detectable, not merely discouraged.</w:t>
+        <w:t xml:space="preserve"> re-walks the chain and confirms no row has been altered or removed — the point of hash-chaining is that tampering is detectable, not merely discouraged.</w:t>
       </w:r>
     </w:p>
     <w:p>
@@ -8763,16 +8793,16 @@
       </w:r>
       <w:r>
         <w:rPr/>
-        <w:t xml:space="preserve">,  Models, Prompts, Tools, Guardrails, Routing, Quotas, Environments, Connectors.</w:t>
-      </w:r>
-    </w:p>
-    <w:p>
-      <w:pPr>
-        <w:spacing w:lineRule="auto"/>
-      </w:pPr>
-      <w:r>
-        <w:rPr/>
-        <w:t xml:space="preserve">Each configuration is versioned, so you can see what changed, when, and by whom — and roll back.  </w:t>
+        <w:t xml:space="preserve">, Models, Prompts, Tools, Guardrails, Routing, Quotas, Environments, Connectors.</w:t>
+      </w:r>
+    </w:p>
+    <w:p>
+      <w:pPr>
+        <w:spacing w:lineRule="auto"/>
+      </w:pPr>
+      <w:r>
+        <w:rPr/>
+        <w:t xml:space="preserve">Each configuration is versioned, so you can see what changed, when, and by whom — and roll back. </w:t>
       </w:r>
       <w:r>
         <w:rPr>
@@ -8792,7 +8822,7 @@
       </w:r>
       <w:r>
         <w:rPr/>
-        <w:t xml:space="preserve"> move a configuration bundle between  environments as JSON, which is how you promote a tested config from Staging to Production without  retyping it. A schema endpoint describes the accepted shape.</w:t>
+        <w:t xml:space="preserve"> move a configuration bundle between environments as JSON, which is how you promote a tested config from Staging to Production without retyping it. A schema endpoint describes the accepted shape.</w:t>
       </w:r>
     </w:p>
     <w:p>
@@ -8824,16 +8854,16 @@
       </w:pPr>
       <w:r>
         <w:rPr/>
-        <w:t xml:space="preserve">Author, version, review and approve system prompts across all agents. Prompts live in the  telemetry engine prompt library under the agent namespace, so a commit list is a real version  history.</w:t>
-      </w:r>
-    </w:p>
-    <w:p>
-      <w:pPr>
-        <w:spacing w:lineRule="auto"/>
-      </w:pPr>
-      <w:r>
-        <w:rPr/>
-        <w:t xml:space="preserve">Create a prompt with a name and template, commit new versions, diff versions, and pull them at  runtime with </w:t>
+        <w:t xml:space="preserve">Author, version, review and approve system prompts across all agents. Prompts live in the telemetry engine prompt library under the agent namespace, so a commit list is a real version history.</w:t>
+      </w:r>
+    </w:p>
+    <w:p>
+      <w:pPr>
+        <w:spacing w:lineRule="auto"/>
+      </w:pPr>
+      <w:r>
+        <w:rPr/>
+        <w:t xml:space="preserve">Create a prompt with a name and template, commit new versions, diff versions, and pull them at runtime with </w:t>
       </w:r>
       <w:r>
         <w:rPr/>
@@ -8841,7 +8871,7 @@
       </w:r>
       <w:r>
         <w:rPr/>
-        <w:t xml:space="preserve">. Because the version used is recorded on each run, a quality  change can be traced to the exact wording that caused it.</w:t>
+        <w:t xml:space="preserve">. Because the version used is recorded on each run, a quality change can be traced to the exact wording that caused it.</w:t>
       </w:r>
     </w:p>
     <w:p>
@@ -8866,7 +8896,7 @@
       </w:r>
       <w:r>
         <w:rPr/>
-        <w:t xml:space="preserve"> renders the template with one variable set and sends it to a model,  returning the answer, the provider's own token counts and the round-trip latency — so a wording  change can be judged on output, cost and speed together. Optionally override the model, add a  system message, or cap output tokens.</w:t>
+        <w:t xml:space="preserve"> renders the template with one variable set and sends it to a model, returning the answer, the provider's own token counts and the round-trip latency — so a wording change can be judged on output, cost and speed together. Optionally override the model, add a system message, or cap output tokens.</w:t>
       </w:r>
     </w:p>
     <w:p>
@@ -8881,7 +8911,7 @@
         <w:rPr>
           <w:b/>
         </w:rPr>
-        <w:t xml:space="preserve">off unless  configured</w:t>
+        <w:t xml:space="preserve">off unless configured</w:t>
       </w:r>
       <w:r>
         <w:rPr/>
@@ -8893,7 +8923,7 @@
       </w:r>
       <w:r>
         <w:rPr/>
-        <w:t xml:space="preserve"> and  </w:t>
+        <w:t xml:space="preserve"> and </w:t>
       </w:r>
       <w:r>
         <w:rPr/>
@@ -8901,7 +8931,7 @@
       </w:r>
       <w:r>
         <w:rPr/>
-        <w:t xml:space="preserve"> (plus optionally  </w:t>
+        <w:t xml:space="preserve"> (plus optionally </w:t>
       </w:r>
       <w:r>
         <w:rPr/>
@@ -8925,7 +8955,7 @@
       </w:r>
       <w:r>
         <w:rPr/>
-        <w:t xml:space="preserve">) and restart.  Any OpenAI-compatible chat completions endpoint works — OpenAI, Azure OpenAI, or a local gateway;  Azure is detected from the endpoint and authenticated with its own header. Unconfigured, the editor  still renders and diffs, and only Run is refused — naming the missing setting rather than failing  obscurely.</w:t>
+        <w:t xml:space="preserve">) and restart. Any OpenAI-compatible chat completions endpoint works — OpenAI, Azure OpenAI, or a local gateway; Azure is detected from the endpoint and authenticated with its own header. Unconfigured, the editor still renders and diffs, and only Run is refused — naming the missing setting rather than failing obscurely.</w:t>
       </w:r>
     </w:p>
     <w:p>
@@ -8950,7 +8980,7 @@
       </w:r>
       <w:r>
         <w:rPr/>
-        <w:t xml:space="preserve"> recorded as  an agent run: no agent executed it, and folding a person's experiment into the figures the platform  reports as agent behaviour would corrupt them. On the API:  </w:t>
+        <w:t xml:space="preserve"> recorded as an agent run: no agent executed it, and folding a person's experiment into the figures the platform reports as agent behaviour would corrupt them. On the API: </w:t>
       </w:r>
       <w:r>
         <w:rPr/>
@@ -8966,7 +8996,7 @@
       </w:r>
       <w:r>
         <w:rPr/>
-        <w:t xml:space="preserve"> instead to render and score a whole  dataset without calling a model.</w:t>
+        <w:t xml:space="preserve"> instead to render and score a whole dataset without calling a model.</w:t>
       </w:r>
     </w:p>
     <w:p>
@@ -9008,7 +9038,7 @@
       </w:r>
       <w:r>
         <w:rPr/>
-        <w:t xml:space="preserve">,  </w:t>
+        <w:t xml:space="preserve">, </w:t>
       </w:r>
       <w:r>
         <w:rPr>
@@ -9034,7 +9064,7 @@
         <w:rPr>
           <w:b/>
         </w:rPr>
-        <w:t xml:space="preserve">Citations &amp;  Grounding</w:t>
+        <w:t xml:space="preserve">Citations &amp; Grounding</w:t>
       </w:r>
       <w:r>
         <w:rPr/>
@@ -9057,16 +9087,16 @@
       </w:pPr>
       <w:r>
         <w:rPr/>
-        <w:t xml:space="preserve">Register a source, watch its sync status (Active, Syncing, Failed), set retrieval policies, and  review grounding quality — retrieved document counts, grounding scores, citation accuracy and  source freshness, all of which also appear per-run in the Live Runs inspector.</w:t>
-      </w:r>
-    </w:p>
-    <w:p>
-      <w:pPr>
-        <w:spacing w:lineRule="auto"/>
-      </w:pPr>
-      <w:r>
-        <w:rPr/>
-        <w:t xml:space="preserve">Data Access &amp; Lineage answers the question an auditor asks: which agents can reach this  source, and where did this answer material come from.</w:t>
+        <w:t xml:space="preserve">Register a source, watch its sync status (Active, Syncing, Failed), set retrieval policies, and review grounding quality — retrieved document counts, grounding scores, citation accuracy and source freshness, all of which also appear per-run in the Live Runs inspector.</w:t>
+      </w:r>
+    </w:p>
+    <w:p>
+      <w:pPr>
+        <w:spacing w:lineRule="auto"/>
+      </w:pPr>
+      <w:r>
+        <w:rPr/>
+        <w:t xml:space="preserve">Data Access &amp; Lineage answers the question an auditor asks: which agents can reach this source, and where did this answer material come from.</w:t>
       </w:r>
     </w:p>
     <w:p>
@@ -9110,7 +9140,7 @@
       </w:r>
       <w:r>
         <w:rPr/>
-        <w:t xml:space="preserve"> systems. Tabs:  </w:t>
+        <w:t xml:space="preserve"> systems. Tabs: </w:t>
       </w:r>
       <w:r>
         <w:rPr>
@@ -9120,7 +9150,7 @@
       </w:r>
       <w:r>
         <w:rPr/>
-        <w:t xml:space="preserve">, API Keys, OAuth Clients, Certificates, Service Principals,  Connector Credentials.</w:t>
+        <w:t xml:space="preserve">, API Keys, OAuth Clients, Certificates, Service Principals, Connector Credentials.</w:t>
       </w:r>
     </w:p>
     <w:p>
@@ -9142,7 +9172,7 @@
       </w:pPr>
       <w:r>
         <w:rPr/>
-        <w:t xml:space="preserve">Material enters on create and rotate only, and is encrypted before it touches a row. The  plaintext is never written to a log line, an audit detail or a CSV cell.</w:t>
+        <w:t xml:space="preserve">Material enters on create and rotate only, and is encrypted before it touches a row. The plaintext is never written to a log line, an audit detail or a CSV cell.</w:t>
       </w:r>
     </w:p>
     <w:p>
@@ -9161,7 +9191,7 @@
         <w:rPr>
           <w:b/>
         </w:rPr>
-        <w:t xml:space="preserve">admin role and a written  justification</w:t>
+        <w:t xml:space="preserve">admin role and a written justification</w:t>
       </w:r>
       <w:r>
         <w:rPr/>
@@ -9178,7 +9208,7 @@
       </w:pPr>
       <w:r>
         <w:rPr/>
-        <w:t xml:space="preserve">Every reveal writes two independent records: an access-log row for operators and an audit-chain  row for compliance.</w:t>
+        <w:t xml:space="preserve">Every reveal writes two independent records: an access-log row for operators and an audit-chain row for compliance.</w:t>
       </w:r>
     </w:p>
     <w:p>
@@ -9197,7 +9227,7 @@
       </w:r>
       <w:r>
         <w:rPr/>
-        <w:t xml:space="preserve"> Denials are committed before the error  unwinds the request, because who tried and was stopped is exactly what the failed-attempts counter  exists to show.</w:t>
+        <w:t xml:space="preserve"> Denials are committed before the error unwinds the request, because who tried and was stopped is exactly what the failed-attempts counter exists to show.</w:t>
       </w:r>
     </w:p>
     <w:p>
@@ -9212,7 +9242,7 @@
       </w:r>
       <w:r>
         <w:rPr/>
-        <w:t xml:space="preserve"> rotation periods with overdue tracking, expiry warnings,  per-secret ownership and risk classification. A secret may also hold only a </w:t>
+        <w:t xml:space="preserve"> rotation periods with overdue tracking, expiry warnings, per-secret ownership and risk classification. A secret may also hold only a </w:t>
       </w:r>
       <w:r>
         <w:rPr/>
@@ -9220,7 +9250,7 @@
       </w:r>
       <w:r>
         <w:rPr/>
-        <w:t xml:space="preserve"> to  material living in an external vault — Key Vault, Secrets Manager — in which case  </w:t>
+        <w:t xml:space="preserve"> to material living in an external vault — Key Vault, Secrets Manager — in which case </w:t>
       </w:r>
       <w:r>
         <w:rPr/>
@@ -9228,7 +9258,7 @@
       </w:r>
       <w:r>
         <w:rPr/>
-        <w:t xml:space="preserve"> is false and this platform governs who may use it, when it rotates and  who touched it, without ever holding the value.</w:t>
+        <w:t xml:space="preserve"> is false and this platform governs who may use it, when it rotates and who touched it, without ever holding the value.</w:t>
       </w:r>
     </w:p>
     <w:p>
@@ -9256,7 +9286,7 @@
       </w:r>
       <w:r>
         <w:rPr/>
-        <w:t xml:space="preserve">, and are encrypted because the    value must be retrievable. API keys are credentials for traffic coming </w:t>
+        <w:t xml:space="preserve">, and are encrypted because the   value must be retrievable. API keys are credentials for traffic coming </w:t>
       </w:r>
       <w:r>
         <w:rPr>
@@ -9266,7 +9296,7 @@
       </w:r>
       <w:r>
         <w:rPr/>
-        <w:t xml:space="preserve">, and    are hashed because they never need to be read back. Different direction, different storage,    different screen.</w:t>
+        <w:t xml:space="preserve">, and   are hashed because they never need to be read back. Different direction, different storage,   different screen.</w:t>
       </w:r>
     </w:p>
     <w:p>
@@ -9323,7 +9353,7 @@
       </w:r>
       <w:r>
         <w:rPr/>
-        <w:t xml:space="preserve"> a cost breakdown by service and by team, usage and capacity time series,  a forecast, top drivers of spend, and an events feed of quota trips.</w:t>
+        <w:t xml:space="preserve"> a cost breakdown by service and by team, usage and capacity time series, a forecast, top drivers of spend, and an events feed of quota trips.</w:t>
       </w:r>
     </w:p>
     <w:p>
@@ -9346,16 +9376,16 @@
       </w:r>
       <w:r>
         <w:rPr/>
-        <w:t xml:space="preserve"> a run is accepted, not tallied  after the fact — a quota that is exhausted refuses new work rather than reporting an overspend  tomorrow. Refresh budgets to re-evaluate immediately.</w:t>
-      </w:r>
-    </w:p>
-    <w:p>
-      <w:pPr>
-        <w:spacing w:lineRule="auto"/>
-      </w:pPr>
-      <w:r>
-        <w:rPr/>
-        <w:t xml:space="preserve">Team allocation shows who is consuming the envelope, which is the number that actually settles  arguments about cost.</w:t>
+        <w:t xml:space="preserve"> a run is accepted, not tallied after the fact — a quota that is exhausted refuses new work rather than reporting an overspend tomorrow. Refresh budgets to re-evaluate immediately.</w:t>
+      </w:r>
+    </w:p>
+    <w:p>
+      <w:pPr>
+        <w:spacing w:lineRule="auto"/>
+      </w:pPr>
+      <w:r>
+        <w:rPr/>
+        <w:t xml:space="preserve">Team allocation shows who is consuming the envelope, which is the number that actually settles arguments about cost.</w:t>
       </w:r>
     </w:p>
     <w:p>
@@ -9412,7 +9442,7 @@
       </w:r>
       <w:r>
         <w:rPr/>
-        <w:t xml:space="preserve"> and  </w:t>
+        <w:t xml:space="preserve"> and </w:t>
       </w:r>
       <w:r>
         <w:rPr>
@@ -9422,7 +9452,7 @@
       </w:r>
       <w:r>
         <w:rPr/>
-        <w:t xml:space="preserve"> — live and historical context, grouped by thread.  </w:t>
+        <w:t xml:space="preserve"> — live and historical context, grouped by thread. </w:t>
       </w:r>
       <w:r>
         <w:rPr>
@@ -9438,7 +9468,7 @@
         <w:rPr>
           <w:b/>
         </w:rPr>
-        <w:t xml:space="preserve">Retention  policies</w:t>
+        <w:t xml:space="preserve">Retention policies</w:t>
       </w:r>
       <w:r>
         <w:rPr/>
@@ -9452,16 +9482,16 @@
       </w:r>
       <w:r>
         <w:rPr/>
-        <w:t xml:space="preserve"> — snapshots you can  restore from.</w:t>
-      </w:r>
-    </w:p>
-    <w:p>
-      <w:pPr>
-        <w:spacing w:lineRule="auto"/>
-      </w:pPr>
-      <w:r>
-        <w:rPr/>
-        <w:t xml:space="preserve">Actions include purge, backup and restore. Retention is where the compliance answer lives: an  agent that remembers a customer indefinitely is a data-protection problem, and this screen is where  you bound it.</w:t>
+        <w:t xml:space="preserve"> — snapshots you can restore from.</w:t>
+      </w:r>
+    </w:p>
+    <w:p>
+      <w:pPr>
+        <w:spacing w:lineRule="auto"/>
+      </w:pPr>
+      <w:r>
+        <w:rPr/>
+        <w:t xml:space="preserve">Actions include purge, backup and restore. Retention is where the compliance answer lives: an agent that remembers a customer indefinitely is a data-protection problem, and this screen is where you bound it.</w:t>
       </w:r>
     </w:p>
     <w:p>
@@ -9493,7 +9523,7 @@
       </w:pPr>
       <w:r>
         <w:rPr/>
-        <w:t xml:space="preserve">Environments, releases and rollouts for every governed agent. The default environments are  Production, Staging, UAT, Development, QA, Sandbox and DR.</w:t>
+        <w:t xml:space="preserve">Environments, releases and rollouts for every governed agent. The default environments are Production, Staging, UAT, Development, QA, Sandbox and DR.</w:t>
       </w:r>
     </w:p>
     <w:p>
@@ -9512,7 +9542,7 @@
       </w:r>
       <w:r>
         <w:rPr/>
-        <w:t xml:space="preserve"> to the next  stage, </w:t>
+        <w:t xml:space="preserve"> to the next stage, </w:t>
       </w:r>
       <w:r>
         <w:rPr>
@@ -9532,7 +9562,7 @@
       </w:r>
       <w:r>
         <w:rPr/>
-        <w:t xml:space="preserve"> a gated stage,  </w:t>
+        <w:t xml:space="preserve"> a gated stage, </w:t>
       </w:r>
       <w:r>
         <w:rPr>
@@ -9561,7 +9591,7 @@
       </w:pPr>
       <w:r>
         <w:rPr/>
-        <w:t xml:space="preserve">Because agent configuration is versioned, a rollback is a real return to a known state rather  than an attempt to remember what the settings used to be.</w:t>
+        <w:t xml:space="preserve">Because agent configuration is versioned, a rollback is a real return to a known state rather than an attempt to remember what the settings used to be.</w:t>
       </w:r>
     </w:p>
     <w:p>
@@ -9612,7 +9642,7 @@
       </w:pPr>
       <w:r>
         <w:rPr/>
-        <w:t xml:space="preserve">Run an evaluation against a dataset, either from this screen or from the SDK with  </w:t>
+        <w:t xml:space="preserve">Run an evaluation against a dataset, either from this screen or from the SDK with </w:t>
       </w:r>
       <w:r>
         <w:rPr/>
@@ -9620,7 +9650,7 @@
       </w:r>
       <w:r>
         <w:rPr/>
-        <w:t xml:space="preserve">. Each completed run records a judged average, and the  trend chart plots those averages over time so a regression is visible rather than anecdotal.</w:t>
+        <w:t xml:space="preserve">. Each completed run records a judged average, and the trend chart plots those averages over time so a regression is visible rather than anecdotal.</w:t>
       </w:r>
     </w:p>
     <w:p>
@@ -9635,7 +9665,7 @@
       </w:r>
       <w:r>
         <w:rPr/>
-        <w:t xml:space="preserve"> puts a baseline and a candidate side by side — the question you actually  have before shipping a prompt change. Datasets are shared with the SDK, so a case added in code  appears here.</w:t>
+        <w:t xml:space="preserve"> puts a baseline and a candidate side by side — the question you actually have before shipping a prompt change. Datasets are shared with the SDK, so a case added in code appears here.</w:t>
       </w:r>
     </w:p>
     <w:p>
@@ -9667,7 +9697,7 @@
       </w:pPr>
       <w:r>
         <w:rPr/>
-        <w:t xml:space="preserve">Runtime safety filters for prompts and responses: prompt injection, PII, toxicity, hallucination  and secrets.</w:t>
+        <w:t xml:space="preserve">Runtime safety filters for prompts and responses: prompt injection, PII, toxicity, hallucination and secrets.</w:t>
       </w:r>
     </w:p>
     <w:p>
@@ -9692,7 +9722,7 @@
       </w:r>
       <w:r>
         <w:rPr/>
-        <w:t xml:space="preserve">,  </w:t>
+        <w:t xml:space="preserve">, </w:t>
       </w:r>
       <w:r>
         <w:rPr/>
@@ -9718,7 +9748,7 @@
       </w:r>
       <w:r>
         <w:rPr/>
-        <w:t xml:space="preserve"> feed for what it has  caught, with the matched entity counts and a sample of the offending text. The inline content  checker on this deployment implements the </w:t>
+        <w:t xml:space="preserve"> feed for what it has caught, with the matched entity counts and a sample of the offending text. The inline content checker on this deployment implements the </w:t>
       </w:r>
       <w:r>
         <w:rPr/>
@@ -9734,7 +9764,7 @@
       </w:r>
       <w:r>
         <w:rPr/>
-        <w:t xml:space="preserve"> and  </w:t>
+        <w:t xml:space="preserve"> and </w:t>
       </w:r>
       <w:r>
         <w:rPr/>
@@ -9742,16 +9772,16 @@
       </w:r>
       <w:r>
         <w:rPr/>
-        <w:t xml:space="preserve"> validations; a guardrail whose type it does not implement cannot be  tested (the Test button answers plainly rather than inventing a verdict).</w:t>
-      </w:r>
-    </w:p>
-    <w:p>
-      <w:pPr>
-        <w:spacing w:lineRule="auto"/>
-      </w:pPr>
-      <w:r>
-        <w:rPr/>
-        <w:t xml:space="preserve">Guardrails run at ingest, so a Block verdict refuses the item before it is ever stored, and Mask  strips the content while keeping the record that something happened. Agents can also report their  own guardrail verdicts via </w:t>
+        <w:t xml:space="preserve"> validations; a guardrail whose type it does not implement cannot be tested (the Test button answers plainly rather than inventing a verdict).</w:t>
+      </w:r>
+    </w:p>
+    <w:p>
+      <w:pPr>
+        <w:spacing w:lineRule="auto"/>
+      </w:pPr>
+      <w:r>
+        <w:rPr/>
+        <w:t xml:space="preserve">Guardrails run at ingest, so a Block verdict refuses the item before it is ever stored, and Mask strips the content while keeping the record that something happened. Agents can also report their own guardrail verdicts via </w:t>
       </w:r>
       <w:r>
         <w:rPr/>
@@ -9759,7 +9789,7 @@
       </w:r>
       <w:r>
         <w:rPr/>
-        <w:t xml:space="preserve">, which is how a check that runs inside  your process still shows up here.</w:t>
+        <w:t xml:space="preserve">, which is how a check that runs inside your process still shows up here.</w:t>
       </w:r>
     </w:p>
     <w:p>
@@ -9821,7 +9851,7 @@
       </w:r>
       <w:r>
         <w:rPr/>
-        <w:t xml:space="preserve">,  </w:t>
+        <w:t xml:space="preserve">, </w:t>
       </w:r>
       <w:r>
         <w:rPr>
@@ -9851,7 +9881,7 @@
       </w:r>
       <w:r>
         <w:rPr/>
-        <w:t xml:space="preserve">,  </w:t>
+        <w:t xml:space="preserve">, </w:t>
       </w:r>
       <w:r>
         <w:rPr>
@@ -9870,7 +9900,7 @@
       </w:pPr>
       <w:r>
         <w:rPr/>
-        <w:t xml:space="preserve">Build a suite, run it against an environment, and compare the result against a recorded  </w:t>
+        <w:t xml:space="preserve">Build a suite, run it against an environment, and compare the result against a recorded </w:t>
       </w:r>
       <w:r>
         <w:rPr>
@@ -9880,7 +9910,7 @@
       </w:r>
       <w:r>
         <w:rPr/>
-        <w:t xml:space="preserve"> — the mechanism that turns "it seems worse" into a number. Schedules run  suites automatically, which is what makes regression testing continuous rather than remembered.</w:t>
+        <w:t xml:space="preserve"> — the mechanism that turns "it seems worse" into a number. Schedules run suites automatically, which is what makes regression testing continuous rather than remembered.</w:t>
       </w:r>
     </w:p>
     <w:p>
@@ -9922,7 +9952,7 @@
       </w:r>
       <w:r>
         <w:rPr/>
-        <w:t xml:space="preserve">,  </w:t>
+        <w:t xml:space="preserve">, </w:t>
       </w:r>
       <w:r>
         <w:rPr>
@@ -9952,7 +9982,7 @@
       </w:r>
       <w:r>
         <w:rPr/>
-        <w:t xml:space="preserve">,  </w:t>
+        <w:t xml:space="preserve">, </w:t>
       </w:r>
       <w:r>
         <w:rPr>
@@ -9982,7 +10012,7 @@
       </w:r>
       <w:r>
         <w:rPr/>
-        <w:t xml:space="preserve">,  </w:t>
+        <w:t xml:space="preserve">, </w:t>
       </w:r>
       <w:r>
         <w:rPr>
@@ -10019,7 +10049,7 @@
       </w:r>
       <w:r>
         <w:rPr/>
-        <w:t xml:space="preserve">  groups recent negative feedback into themes rather than leaving you to read it all. A theme becomes  an </w:t>
+        <w:t xml:space="preserve"> groups recent negative feedback into themes rather than leaving you to read it all. A theme becomes an </w:t>
       </w:r>
       <w:r>
         <w:rPr>
@@ -10039,7 +10069,7 @@
       </w:r>
       <w:r>
         <w:rPr/>
-        <w:t xml:space="preserve">, and the funnel view  shows how much of it actually reached a fix — including SLA rules for how quickly it should.</w:t>
+        <w:t xml:space="preserve">, and the funnel view shows how much of it actually reached a fix — including SLA rules for how quickly it should.</w:t>
       </w:r>
     </w:p>
     <w:p>
@@ -10085,7 +10115,7 @@
       </w:pPr>
       <w:r>
         <w:rPr/>
-        <w:t xml:space="preserve">Operational alerts across connections, policies, quotas, secrets, tests and deployments.  Severities are Critical, High, Medium, Low and Info.</w:t>
+        <w:t xml:space="preserve">Operational alerts across connections, policies, quotas, secrets, tests and deployments. Severities are Critical, High, Medium, Low and Info.</w:t>
       </w:r>
     </w:p>
     <w:p>
@@ -10100,7 +10130,7 @@
       </w:r>
       <w:r>
         <w:rPr/>
-        <w:t xml:space="preserve"> acknowledge, resolve with a note, assign to a person, or mute.  Acknowledge All clears a noisy backlog in one action.</w:t>
+        <w:t xml:space="preserve"> acknowledge, resolve with a note, assign to a person, or mute. Acknowledge All clears a noisy backlog in one action.</w:t>
       </w:r>
     </w:p>
     <w:p>
@@ -10115,7 +10145,7 @@
       </w:r>
       <w:r>
         <w:rPr/>
-        <w:t xml:space="preserve"> define what raises an alert: a name, a source screen, a severity, a  condition (stored as JSON and evaluated by the source screen), notify channels — Teams, Email,  PagerDuty, Slack, Webhook — and a throttle in minutes so one failing thing cannot page you fifty  times.</w:t>
+        <w:t xml:space="preserve"> define what raises an alert: a name, a source screen, a severity, a condition (stored as JSON and evaluated by the source screen), notify channels — Teams, Email, PagerDuty, Slack, Webhook — and a throttle in minutes so one failing thing cannot page you fifty times.</w:t>
       </w:r>
     </w:p>
     <w:p>
@@ -10151,16 +10181,16 @@
       </w:pPr>
       <w:r>
         <w:rPr/>
-        <w:t xml:space="preserve">Generate and download platform data exports for reporting, audit and BI, in CSV, JSON, XLSX, PDF  or Parquet.</w:t>
-      </w:r>
-    </w:p>
-    <w:p>
-      <w:pPr>
-        <w:spacing w:lineRule="auto"/>
-      </w:pPr>
-      <w:r>
-        <w:rPr/>
-        <w:t xml:space="preserve">Every export records what dataset it came from, which filters were replayed, how many rows it  wrote and who asked for it. </w:t>
+        <w:t xml:space="preserve">Generate and download platform data exports for reporting, audit and BI, in CSV, JSON, XLSX, PDF or Parquet.</w:t>
+      </w:r>
+    </w:p>
+    <w:p>
+      <w:pPr>
+        <w:spacing w:lineRule="auto"/>
+      </w:pPr>
+      <w:r>
+        <w:rPr/>
+        <w:t xml:space="preserve">Every export records what dataset it came from, which filters were replayed, how many rows it wrote and who asked for it. </w:t>
       </w:r>
       <w:r>
         <w:rPr>
@@ -10170,7 +10200,7 @@
       </w:r>
       <w:r>
         <w:rPr/>
-        <w:t xml:space="preserve"> make an export recurring.  </w:t>
+        <w:t xml:space="preserve"> make an export recurring. </w:t>
       </w:r>
       <w:r>
         <w:rPr>
@@ -10180,16 +10210,16 @@
       </w:r>
       <w:r>
         <w:rPr/>
-        <w:t xml:space="preserve"> is a deployment setting, not a per-job one — a file past its window is  dropped and the row says so rather than offering a download that would fail.</w:t>
-      </w:r>
-    </w:p>
-    <w:p>
-      <w:pPr>
-        <w:spacing w:lineRule="auto"/>
-      </w:pPr>
-      <w:r>
-        <w:rPr/>
-        <w:t xml:space="preserve">Nearly every table in the product also has its own inline export button, which respects the  filters currently on screen.</w:t>
+        <w:t xml:space="preserve"> is a deployment setting, not a per-job one — a file past its window is dropped and the row says so rather than offering a download that would fail.</w:t>
+      </w:r>
+    </w:p>
+    <w:p>
+      <w:pPr>
+        <w:spacing w:lineRule="auto"/>
+      </w:pPr>
+      <w:r>
+        <w:rPr/>
+        <w:t xml:space="preserve">Nearly every table in the product also has its own inline export button, which respects the filters currently on screen.</w:t>
       </w:r>
     </w:p>
     <w:p>
@@ -10241,7 +10271,7 @@
       </w:r>
       <w:r>
         <w:rPr/>
-        <w:t xml:space="preserve">,  </w:t>
+        <w:t xml:space="preserve">, </w:t>
       </w:r>
       <w:r>
         <w:rPr>
@@ -10267,7 +10297,7 @@
         <w:rPr>
           <w:b/>
         </w:rPr>
-        <w:t xml:space="preserve">Billing &amp;  Renewals</w:t>
+        <w:t xml:space="preserve">Billing &amp; Renewals</w:t>
       </w:r>
       <w:r>
         <w:rPr/>
@@ -10290,7 +10320,7 @@
       </w:pPr>
       <w:r>
         <w:rPr/>
-        <w:t xml:space="preserve">Define what a plan includes, issue a licence to a tenant, assign seats to people, and watch usage  against the limits. Entitlements are checked at ingest, so a capability the licence does not include  is refused at the door rather than billed and argued about later.</w:t>
+        <w:t xml:space="preserve">Define what a plan includes, issue a licence to a tenant, assign seats to people, and watch usage against the limits. Entitlements are checked at ingest, so a capability the licence does not include is refused at the door rather than billed and argued about later.</w:t>
       </w:r>
     </w:p>
     <w:p>
@@ -10313,7 +10343,7 @@
       </w:r>
       <w:r>
         <w:rPr/>
-        <w:t xml:space="preserve"> list  becomes one soft entitlement per feature — granted, but not blocking — and its  </w:t>
+        <w:t xml:space="preserve"> list becomes one soft entitlement per feature — granted, but not blocking — and its </w:t>
       </w:r>
       <w:r>
         <w:rPr/>
@@ -10337,7 +10367,7 @@
       </w:r>
       <w:r>
         <w:rPr/>
-        <w:t xml:space="preserve"> become  hard entitlements, because a metered ceiling is the thing a plan actually sells and letting it run  past silently is how a bill becomes a surprise. Check any one of them with  </w:t>
+        <w:t xml:space="preserve"> become hard entitlements, because a metered ceiling is the thing a plan actually sells and letting it run past silently is how a bill becomes a surprise. Check any one of them with </w:t>
       </w:r>
       <w:r>
         <w:rPr/>
@@ -10345,7 +10375,7 @@
       </w:r>
       <w:r>
         <w:rPr/>
-        <w:t xml:space="preserve">, which is the same resolution the ingest path  performs.</w:t>
+        <w:t xml:space="preserve">, which is the same resolution the ingest path performs.</w:t>
       </w:r>
     </w:p>
     <w:p>
@@ -10396,7 +10426,7 @@
       </w:pPr>
       <w:r>
         <w:rPr/>
-        <w:t xml:space="preserve">The keys agents authenticate with. KPI row: total keys, expiring soon, never used, agent-bound.  The table shows scopes, bound agent, environment, status, last used (with the calling IP on hover)  and expiry.</w:t>
+        <w:t xml:space="preserve">The keys agents authenticate with. KPI row: total keys, expiring soon, never used, agent-bound. The table shows scopes, bound agent, environment, status, last used (with the calling IP on hover) and expiry.</w:t>
       </w:r>
     </w:p>
     <w:p>
@@ -10411,7 +10441,7 @@
       </w:r>
       <w:r>
         <w:rPr/>
-        <w:t xml:space="preserve"> takes a name, scopes, an optional agent binding, an environment and a  TTL in days (maximum 730). The plaintext appears once, with copy-ready snippets for environment  variables, the Python SDK, the TypeScript SDK and curl.</w:t>
+        <w:t xml:space="preserve"> takes a name, scopes, an optional agent binding, an environment and a TTL in days (maximum 730). The plaintext appears once, with copy-ready snippets for environment variables, the Python SDK, the TypeScript SDK and curl.</w:t>
       </w:r>
     </w:p>
     <w:p>
@@ -10438,7 +10468,7 @@
       </w:r>
       <w:r>
         <w:rPr/>
-        <w:t xml:space="preserve"> queries it,  </w:t>
+        <w:t xml:space="preserve"> queries it, </w:t>
       </w:r>
       <w:r>
         <w:rPr/>
@@ -10461,7 +10491,7 @@
       </w:r>
       <w:r>
         <w:rPr/>
-        <w:t xml:space="preserve"> on any key shows what it has actually done, read from the audit  trail: total calls, ingest records, a per-operation breakdown and active days.  </w:t>
+        <w:t xml:space="preserve"> on any key shows what it has actually done, read from the audit trail: total calls, ingest records, a per-operation breakdown and active days. </w:t>
       </w:r>
       <w:r>
         <w:rPr>
@@ -10505,7 +10535,7 @@
       </w:r>
       <w:r>
         <w:rPr/>
-        <w:t xml:space="preserve"> takes a name, email, role, job title, team and an optional initial  password shown in clear so you can hand it over. </w:t>
+        <w:t xml:space="preserve"> takes a name, email, role, job title, team and an optional initial password shown in clear so you can hand it over. </w:t>
       </w:r>
       <w:r>
         <w:rPr>
@@ -10515,7 +10545,7 @@
       </w:r>
       <w:r>
         <w:rPr/>
-        <w:t xml:space="preserve"> records an optional  reason on the audit trail. </w:t>
+        <w:t xml:space="preserve"> records an optional reason on the audit trail. </w:t>
       </w:r>
       <w:r>
         <w:rPr>
@@ -10525,7 +10555,7 @@
       </w:r>
       <w:r>
         <w:rPr/>
-        <w:t xml:space="preserve"> gives sign-in to an account that has none.  </w:t>
+        <w:t xml:space="preserve"> sets or replaces the credential on an account — use it to give sign-in to an account that has none, or to take one back. Either way it signs that account out everywhere; the new password is shown in clear so you can hand it over. </w:t>
       </w:r>
       <w:r>
         <w:rPr>
@@ -10544,7 +10574,7 @@
       </w:pPr>
       <w:r>
         <w:rPr/>
-        <w:t xml:space="preserve">Two rules the server enforces: only an owner may grant the owner role, and you cannot remove your  own membership. An email the platform already knows is </w:t>
+        <w:t xml:space="preserve">Two rules the server enforces: only an owner may grant the owner role, and you cannot remove your own membership. An email the platform already knows is </w:t>
       </w:r>
       <w:r>
         <w:rPr/>
@@ -10552,7 +10582,7 @@
       </w:r>
       <w:r>
         <w:rPr/>
-        <w:t xml:space="preserve"> to this workspace rather than  duplicated, and a supplied password is refused in that case — an existing credential belongs to its  owner, not to whoever is adding them.</w:t>
+        <w:t xml:space="preserve"> to this workspace rather than duplicated, and a supplied password is refused in that case — an existing credential belongs to its owner, not to whoever is adding them.</w:t>
       </w:r>
     </w:p>
     <w:p>
@@ -10571,7 +10601,7 @@
       </w:pPr>
       <w:r>
         <w:rPr/>
-        <w:t xml:space="preserve">Your own identity, role and workspace as the server holds them. Profile fields are managed by an  admin on the Users tab.</w:t>
+        <w:t xml:space="preserve">Your own identity, role and workspace as the server holds them. Profile fields are managed by an admin on the Users tab.</w:t>
       </w:r>
     </w:p>
     <w:p>
@@ -10590,7 +10620,7 @@
       </w:pPr>
       <w:r>
         <w:rPr/>
-        <w:t xml:space="preserve">Everything the console does, it does over the same public API — there is no private back channel.  Base path </w:t>
+        <w:t xml:space="preserve">Everything the console does, it does over the same public API — there is no private back channel. Base path </w:t>
       </w:r>
       <w:r>
         <w:rPr/>
@@ -11788,7 +11818,7 @@
       </w:r>
       <w:r>
         <w:rPr/>
-        <w:t xml:space="preserve">,  </w:t>
+        <w:t xml:space="preserve">, </w:t>
       </w:r>
       <w:r>
         <w:rPr/>
@@ -11812,7 +11842,7 @@
       </w:r>
       <w:r>
         <w:rPr/>
-        <w:t xml:space="preserve"> for descending) and per-screen filters.  Most collections also expose </w:t>
+        <w:t xml:space="preserve"> for descending) and per-screen filters. Most collections also expose </w:t>
       </w:r>
       <w:r>
         <w:rPr/>
@@ -11828,7 +11858,7 @@
       </w:r>
       <w:r>
         <w:rPr/>
-        <w:t xml:space="preserve"> for a  file download. Authentication is either the session cookie or  </w:t>
+        <w:t xml:space="preserve"> for a file download. Authentication is either the session cookie or </w:t>
       </w:r>
       <w:r>
         <w:rPr/>
@@ -11836,7 +11866,7 @@
       </w:r>
       <w:r>
         <w:rPr/>
-        <w:t xml:space="preserve">; ingest endpoints accept only API keys and refuse a  browser session with a 403.</w:t>
+        <w:t xml:space="preserve">; ingest endpoints accept only API keys and refuse a browser session with a 403.</w:t>
       </w:r>
     </w:p>
     <w:p>
@@ -11847,7 +11877,7 @@
         <w:rPr>
           <w:rFonts w:ascii="Courier" w:hAnsi="Courier"/>
         </w:rPr>
-        <w:t xml:space="preserve">curl -s https://your-control-plane/api/v1/runs?page_size=5 \    -H "Authorization: Bearer fo_live_..."</w:t>
+        <w:t xml:space="preserve">curl -s https://your-control-plane/api/v1/runs?page_size=5 \   -H "Authorization: Bearer fo_live_..."</w:t>
       </w:r>
     </w:p>
     <w:p>
@@ -12888,7 +12918,7 @@
         <w:rPr>
           <w:rFonts w:ascii="Courier" w:hAnsi="Courier"/>
         </w:rPr>
-        <w:t xml:space="preserve">curl https://your-control-plane/health  # {"status":"ok","telemetry":true,...}   telemetry:false means the engine is down    python -c "import fulcrum_ops; print(fulcrum_ops.get_client().stats())"  # submitted / sent / accepted / rejected / blocked / dropped</w:t>
+        <w:t xml:space="preserve">curl https://your-control-plane/health # {"status":"ok","telemetry":true,...}   telemetry:false means the engine is down  python -c "import fulcrum_ops; print(fulcrum_ops.get_client().stats())" # submitted / sent / accepted / rejected / blocked / dropped</w:t>
       </w:r>
     </w:p>
     <w:p>
@@ -12922,7 +12952,7 @@
       </w:r>
       <w:r>
         <w:rPr/>
-        <w:t xml:space="preserve">. Every    transport failure, rejected row and retry prints with the server own message. Most first-time    integration problems announce themselves in the first thirty seconds of doing this.</w:t>
+        <w:t xml:space="preserve">. Every   transport failure, rejected row and retry prints with the server own message. Most first-time   integration problems announce themselves in the first thirty seconds of doing this.</w:t>
       </w:r>
     </w:p>
     <w:p>
@@ -12937,7 +12967,7 @@
       </w:r>
       <w:r>
         <w:rPr/>
-        <w:t xml:space="preserve"> Twenty-four screens, two SDKs, one API. Written    against the running product — every field, action, enum and endpoint named here exists in the    code that serves it.</w:t>
+        <w:t xml:space="preserve"> Twenty-four screens, two SDKs, one API. Written   against the running product — every field, action, enum and endpoint named here exists in the   code that serves it.</w:t>
       </w:r>
     </w:p>
   </w:body>
